--- a/klagomål/A 2931-2026 FSC-klagomål.docx
+++ b/klagomål/A 2931-2026 FSC-klagomål.docx
@@ -651,7 +651,7 @@
     <w:r>
       <w:tab/>
       <w:tab/>
-      <w:t>2026-01-17</w:t>
+      <w:t>2026-01-18</w:t>
       <w:br/>
       <w:br/>
     </w:r>

--- a/klagomål/A 2931-2026 FSC-klagomål.docx
+++ b/klagomål/A 2931-2026 FSC-klagomål.docx
@@ -651,7 +651,7 @@
     <w:r>
       <w:tab/>
       <w:tab/>
-      <w:t>2026-01-18</w:t>
+      <w:t>2026-01-19</w:t>
       <w:br/>
       <w:br/>
     </w:r>

--- a/klagomål/A 2931-2026 FSC-klagomål.docx
+++ b/klagomål/A 2931-2026 FSC-klagomål.docx
@@ -651,7 +651,7 @@
     <w:r>
       <w:tab/>
       <w:tab/>
-      <w:t>2026-01-19</w:t>
+      <w:t>2026-01-20</w:t>
       <w:br/>
       <w:br/>
     </w:r>

--- a/klagomål/A 2931-2026 FSC-klagomål.docx
+++ b/klagomål/A 2931-2026 FSC-klagomål.docx
@@ -163,7 +163,7 @@
         <w:pStyle w:val="Title"/>
       </w:pPr>
       <w:r>
-        <w:t>Inledande FSC- /PEFC-klagomål – information om höga naturvärden i avverkningsanmälan A 2931-2026 i Ängelholms kommun</w:t>
+        <w:t>Inledande FSC- /PEFC-klagomål – information om höga naturvärden och fridlysta arter i avverkningsanmälan A 2931-2026 i Ängelholms kommun</w:t>
       </w:r>
     </w:p>
     <w:p>
@@ -173,7 +173,7 @@
     </w:p>
     <w:p>
       <w:r>
-        <w:t>Nedan presenteras fynd av naturvårdsarter som gjorts i det avverkningsanmälda området, samt relevanta utdrag ur standarderna för FSC, Chain of Custody, Controlled Wood och PEFC.</w:t>
+        <w:t>Nedan presenteras fynd av naturvårdsarter och fridlysta arter som gjorts i det avverkningsanmälda området, samt relevanta utdrag ur standarderna för FSC, Chain of Custody, Controlled Wood och PEFC. I BILAGA 1 finns artfakta om fridlysta arter.</w:t>
       </w:r>
     </w:p>
     <w:p>
@@ -191,7 +191,7 @@
     </w:p>
     <w:p>
       <w:r>
-        <w:t>I avverkningsanmälan har följande 1 naturvårdsarter hittats: småvänderot (VU). Av dessa är 1 rödlistade. För rödlistade arter har rödlistekategorin angivits inom parentes.</w:t>
+        <w:t>I avverkningsanmälan har följande 4 naturvårdsarter hittats: småvänderot (VU), entita (NT, §4), spillkråka (NT, §4) och grönsiska (§4). Av dessa är 3 rödlistade. För rödlistade arter har rödlistekategorin angivits inom parentes. För fridlysta arter anges även paragrafen i Artskyddsförordningen som arten är fridlyst enligt.</w:t>
       </w:r>
     </w:p>
     <w:p>
@@ -251,6 +251,60 @@
         <w:pStyle w:val="Heading1"/>
       </w:pPr>
       <w:r>
+        <w:t>Fridlysta arter</w:t>
+      </w:r>
+    </w:p>
+    <w:p>
+      <w:r>
+        <w:t>Följande fridlysta arter har sina livsmiljöer och växtplatser i den avverkningsanmälda skogen: entita (NT, §4), spillkråka (NT, §4) och grönsiska (§4).</w:t>
+      </w:r>
+    </w:p>
+    <w:p>
+      <w:r>
+        <w:t xml:space="preserve">Observera att medlemsländerna är skyldiga att agera i enlighet med EU:s fågeldirektiv där det uttryckligen står att direktivet gäller för fåglar samt för deras ägg, bon och </w:t>
+      </w:r>
+      <w:r>
+        <w:rPr>
+          <w:b/>
+        </w:rPr>
+        <w:t xml:space="preserve">livsmiljöer </w:t>
+      </w:r>
+      <w:r>
+        <w:t>(artikel 1). Vidare att de åtgärder som vidtas inte får leda till en försämring av den nuvarande situationen beträffande bevarandet av de fågelarter som avses i artikel 1 (artikel 13). Fågeldirektivet är styrande för tillsynsansvariga myndigheters ärendehantering, ställningstaganden och beslutsfattande.</w:t>
+      </w:r>
+    </w:p>
+    <w:p>
+      <w:r>
+        <w:rPr>
+          <w:b/>
+        </w:rPr>
+        <w:t>Entita (NT, §4)</w:t>
+      </w:r>
+      <w:r>
+        <w:t>, rödlistad som nära hotad och prioriterad art i Skogsvårdslagen, har häckningsrevir i anmälan. Minskningstakten innevarande 10-årsperiod beräknas till 20 (10–30) %. Entitan är ortstrogen och reviret är i genomsnitt omkring 5 hektar, ibland uppåt 20 hektar stort. Entitan är en utpräglad lövskogsfågel som föredrar flerskiktade, gärna högvuxna skogar med inslag av äldre träd och välutvecklat buskskikt. Även alkärr med videsnår hör till de miljöer som utnyttjas. Arten häckar ofta i skogar som är svagt eller inte alls påverkade av skogsbruk, ofta rör det sig om värdekärnor med höga naturvärden. Entitan missgynnas av konventionellt skogsbruk och dess ortstrohet och dåliga spridningsförmåga gör den känslig för fragmentering (Skogsstyrelsen, 2016, SLU Artdatabanken, 2021).</w:t>
+      </w:r>
+    </w:p>
+    <w:p>
+      <w:r>
+        <w:rPr>
+          <w:b/>
+        </w:rPr>
+        <w:t>Spillkråka (NT, §4)</w:t>
+      </w:r>
+      <w:r>
+        <w:t xml:space="preserve"> är rödlistad som nära hotad och ingår i bilaga 1 i EU:s fågeldirektiv. Den minskar i population på grund av minskad tillgång på lämpliga bo- och födoträd och minskad födotillgång. Spillkråkans minskningstakt har uppgått till 19 (24–10) % under de senaste 15 åren. Minskningstakten för den svenska populationen bedöms vara nära gränsvärdet för Sårbar (VU) (A2bc). Skogsbruk med korta omloppstider och täta, homogena ungskogar utgör det största hotet, (SLU Artdatabanken, 2023).</w:t>
+      </w:r>
+    </w:p>
+    <w:p>
+      <w:r>
+        <w:t>I BILAGA 1 finns mer detaljerad information om ekologi samt krav på livsmiljö hos fridlysta arter.</w:t>
+      </w:r>
+    </w:p>
+    <w:p>
+      <w:pPr>
+        <w:pStyle w:val="Heading1"/>
+      </w:pPr>
+      <w:r>
         <w:t>Certifiering</w:t>
       </w:r>
     </w:p>
@@ -298,6 +352,22 @@
       <w:r>
         <w:t>I den avverkningsanmälda skogen har fridlysta arter sina livsmiljöer och växtplatser. Att skada de fridlysta arternas livsmiljöer, växtplatser eller ekologiska funktion är inte tillåtet enligt artskyddsförordningen.</w:t>
       </w:r>
+      <w:r>
+        <w:rPr>
+          <w:i/>
+        </w:rPr>
+        <w:t xml:space="preserve"> EU:s medlemsländer och skogsbolag är skyldiga att agera i enlighet med EU:s fågeldirektiv där det uttryckligen står att direktivet gäller för fåglar samt för deras ägg, bon och </w:t>
+      </w:r>
+      <w:r>
+        <w:rPr>
+          <w:b/>
+          <w:i/>
+        </w:rPr>
+        <w:t xml:space="preserve">livsmiljöer </w:t>
+      </w:r>
+      <w:r>
+        <w:t>(artikel 1). Vidare att de åtgärder som vidtas inte får leda till en försämring av den nuvarande situationen beträffande bevarandet av de fågelarter som avses i artikel 1 (artikel 13).</w:t>
+      </w:r>
     </w:p>
     <w:p>
       <w:r>
@@ -336,7 +406,7 @@
         <w:rPr>
           <w:i/>
         </w:rPr>
-        <w:t>I det avverkningsanmälda skogsområdet har 1 naturvårdsarter varav 1 rödlistade arter sina livsmiljöer och växtplatser.</w:t>
+        <w:t>I det avverkningsanmälda skogsområdet har 4 naturvårdsarter varav 3 rödlistade arter sina livsmiljöer och växtplatser.</w:t>
       </w:r>
     </w:p>
     <w:p>
@@ -523,6 +593,123 @@
         <w:t>I den avverkningsanmälda skogen har fridlysta arter sina livsmiljöer och växtplatser. Att skada de fridlysta arternas livsmiljöer, växtplatser eller ekologiska funktion är inte tillåtet enligt artskyddsförordningen</w:t>
       </w:r>
     </w:p>
+    <w:p>
+      <w:r>
+        <w:br w:type="page"/>
+      </w:r>
+    </w:p>
+    <w:p>
+      <w:pPr>
+        <w:pStyle w:val="Title"/>
+      </w:pPr>
+      <w:r>
+        <w:t>BILAGA 1 – Fridlysta arter</w:t>
+      </w:r>
+    </w:p>
+    <w:p>
+      <w:pPr>
+        <w:pStyle w:val="Heading1"/>
+      </w:pPr>
+      <w:r>
+        <w:t>Entita – ekologi samt krav på livsmiljön</w:t>
+      </w:r>
+    </w:p>
+    <w:p>
+      <w:r>
+        <w:t>Entita (NT, §4) är rödlistad som nära hotad, fridlyst och prioriterad art enligt Skogsvårdslagen. Den omfattas av EU:s fågeldirektiv. Minskningstakten har uppgått till 20 (10–30) % under de senaste 10 åren och bedöms vara nära gränsvärdet för Sårbar (VU). (A2b) (SLU Artdatabanken, 2021).</w:t>
+      </w:r>
+    </w:p>
+    <w:p>
+      <w:r>
+        <w:t>Entitan är en utpräglad lövskogsfågel som påträffas i ädellövskogar, strandskogar, ekhagar, igenväxande hagmarker, lövdungar, parker och trädgårdar. Den föredrar flerskiktade, gärna högvuxna skogar med inslag av äldre träd och med ett välutvecklat buskskikt. Ek- och hasseldominerade skogar och dungar, samt alkärr med videsnår, hör till de miljöer som ofta utnyttjas. I sydligaste Sverige är bokskog en viktig miljö (Skogsstyrelsen, 2016).</w:t>
+      </w:r>
+    </w:p>
+    <w:p>
+      <w:r>
+        <w:t>Reviren är relativt stora för en småfågel, i genomsnitt omkring 5 hektar men de kan vara upp till 20 hektar. Entitan är en utpräglad stannfågel och rör sig inte långt från kläckningsplatsen; ungfåglarna sprider sig sällan mer än 5 km från födelseplatsen och etablerade fåglar lämnar därefter inte sitt revir (Skogsstyrelsen, 2016). Det häckande paret försvarar sitt revir året runt. De tillåter dock en grupp av ungfåglar att etablera sig inom deras revir och så bildas en vinterflock, vilket sker redan i juni månad. Även under kalla vintrar stannar entitan kvar inom sitt revir. Hittar man entitor vid sitt foderbord beror det på att fågelmatningen ligger inom ett entiterevir (SLU Artdatabanken, 2021). Arten är känslig för fragmentering och har svårt att etablera sig i isolerade skogsområden. Entitan är hålhäckare, men kan inte själv hacka fram sitt hål utan är beroende av miljöer som erbjuder naturliga hål (Skogsstyrelsen, 2016).</w:t>
+      </w:r>
+    </w:p>
+    <w:p>
+      <w:r>
+        <w:t>Arten häckar ofta i skogar som är svagt eller inte alls påverkade av skogsbruk. Särskilt i Svealand ofta i skogar som har höga naturvärden och utgör skogliga värdekärnor. Entitan missgynnas av konventionellt skogsbruk genom minskad förekomst av risiga, flerskiktade skogar liksom av avverkning av lövträdsrika kantzoner. Entitans ortstrohet och dåliga spridningsförmåga gör den känslig för fragmentering (Skogsstyrelsen, 2016).</w:t>
+      </w:r>
+    </w:p>
+    <w:p>
+      <w:pPr>
+        <w:pStyle w:val="Heading2"/>
+      </w:pPr>
+      <w:r>
+        <w:t>Referenser – entita</w:t>
+      </w:r>
+    </w:p>
+    <w:p>
+      <w:r>
+        <w:t xml:space="preserve">Skogsstyrelsen, 2016. </w:t>
+      </w:r>
+      <w:r>
+        <w:rPr>
+          <w:i/>
+        </w:rPr>
+        <w:t xml:space="preserve">Vägledning för hänsyn till entita. </w:t>
+      </w:r>
+      <w:r>
+        <w:t>https://www.skogsstyrelsen.se/globalassets/lag-och-tillsyn/artskydd/vagledningar-for-hansyn-till-faglar/entita-vagledning-hansyn2.pdf</w:t>
+      </w:r>
+    </w:p>
+    <w:p>
+      <w:r>
+        <w:t xml:space="preserve">SLU Artdatabanken, 2021. </w:t>
+      </w:r>
+      <w:r>
+        <w:rPr>
+          <w:i/>
+        </w:rPr>
+        <w:t xml:space="preserve">Artfaktablad. Naturvård – artfakta. </w:t>
+      </w:r>
+      <w:r>
+        <w:t>SLU Artdatabanken, Uppsala</w:t>
+      </w:r>
+    </w:p>
+    <w:p>
+      <w:pPr>
+        <w:pStyle w:val="Heading1"/>
+      </w:pPr>
+      <w:r>
+        <w:t>Spillkråka – ekologi samt krav på livsmiljön</w:t>
+      </w:r>
+    </w:p>
+    <w:p>
+      <w:r>
+        <w:t>Spillkråka (NT) är rödlistad som nära hotad, fridlyst enligt §4 Artskyddsförordningen och ingår i bilaga 1 i EU:s fågeldirektiv. Spillkråka lever i både barr- och blandskog liksom i ren lövskog. De tätaste populationerna tenderar att finnas i äldre, variationsrik blandskog med gott om död ved och gamla träd.</w:t>
+      </w:r>
+    </w:p>
+    <w:p>
+      <w:r>
+        <w:t>Varje par utnyttjar 400–1000 hektar skog beroende på skogens kvalitet. En minskning av populationen pågår på grund av minskad tillgång på lämpliga bo- och födoträd och minskad födotillgång. Spillkråkans minskningstakt har uppgått till 19 (24–10) % under de senaste 15 åren. Minskningstakten för den svenska populationen bedöms vara nära gränsvärdet för Sårbar (VU) (A2bc). Skogsbruk med korta omloppstider och täta, homogena ungskogar utgör det största hotet (Artdatabanken 2023).</w:t>
+      </w:r>
+    </w:p>
+    <w:p>
+      <w:pPr>
+        <w:pStyle w:val="Heading2"/>
+      </w:pPr>
+      <w:r>
+        <w:t>Referenser – spillkråka</w:t>
+      </w:r>
+    </w:p>
+    <w:p>
+      <w:r>
+        <w:t xml:space="preserve">SLU Artdatabanken, 2021. </w:t>
+      </w:r>
+      <w:r>
+        <w:rPr>
+          <w:i/>
+        </w:rPr>
+        <w:t xml:space="preserve">Artfaktablad. Naturvård – artfakta. </w:t>
+      </w:r>
+      <w:r>
+        <w:t>SLU Artdatabanken, Uppsala</w:t>
+      </w:r>
+    </w:p>
     <w:sectPr>
       <w:headerReference w:type="even" r:id="rId8"/>
       <w:headerReference w:type="default" r:id="rId9"/>
@@ -651,7 +838,7 @@
     <w:r>
       <w:tab/>
       <w:tab/>
-      <w:t>2026-01-20</w:t>
+      <w:t>2026-01-21</w:t>
       <w:br/>
       <w:br/>
     </w:r>

--- a/klagomål/A 2931-2026 FSC-klagomål.docx
+++ b/klagomål/A 2931-2026 FSC-klagomål.docx
@@ -838,7 +838,7 @@
     <w:r>
       <w:tab/>
       <w:tab/>
-      <w:t>2026-01-21</w:t>
+      <w:t>2026-01-23</w:t>
       <w:br/>
       <w:br/>
     </w:r>

--- a/klagomål/A 2931-2026 FSC-klagomål.docx
+++ b/klagomål/A 2931-2026 FSC-klagomål.docx
@@ -838,7 +838,7 @@
     <w:r>
       <w:tab/>
       <w:tab/>
-      <w:t>2026-01-23</w:t>
+      <w:t>2026-01-24</w:t>
       <w:br/>
       <w:br/>
     </w:r>

--- a/klagomål/A 2931-2026 FSC-klagomål.docx
+++ b/klagomål/A 2931-2026 FSC-klagomål.docx
@@ -838,7 +838,7 @@
     <w:r>
       <w:tab/>
       <w:tab/>
-      <w:t>2026-01-24</w:t>
+      <w:t>2026-01-25</w:t>
       <w:br/>
       <w:br/>
     </w:r>

--- a/klagomål/A 2931-2026 FSC-klagomål.docx
+++ b/klagomål/A 2931-2026 FSC-klagomål.docx
@@ -838,7 +838,7 @@
     <w:r>
       <w:tab/>
       <w:tab/>
-      <w:t>2026-01-25</w:t>
+      <w:t>2026-01-26</w:t>
       <w:br/>
       <w:br/>
     </w:r>

--- a/klagomål/A 2931-2026 FSC-klagomål.docx
+++ b/klagomål/A 2931-2026 FSC-klagomål.docx
@@ -838,7 +838,7 @@
     <w:r>
       <w:tab/>
       <w:tab/>
-      <w:t>2026-01-26</w:t>
+      <w:t>2026-01-27</w:t>
       <w:br/>
       <w:br/>
     </w:r>

--- a/klagomål/A 2931-2026 FSC-klagomål.docx
+++ b/klagomål/A 2931-2026 FSC-klagomål.docx
@@ -838,7 +838,7 @@
     <w:r>
       <w:tab/>
       <w:tab/>
-      <w:t>2026-01-27</w:t>
+      <w:t>2026-01-28</w:t>
       <w:br/>
       <w:br/>
     </w:r>

--- a/klagomål/A 2931-2026 FSC-klagomål.docx
+++ b/klagomål/A 2931-2026 FSC-klagomål.docx
@@ -112,7 +112,7 @@
         <w:pStyle w:val="ListBullet"/>
       </w:pPr>
       <w:r>
-        <w:t>Om ett ombud (tex Norra skog eller Mellanskog) avverkningsanmäler en skog med naturvärden motsvarande nyckelbiotops kvalité men markägaren inte är FSC certifierad, bör du skicka in ett FSC kontrollerat virke klagomål. Då ska klagomålet skickas till ombudsföretaget.</w:t>
+        <w:t>Om ett ombud (tex Norra skog eller Mellanskog) avverkningsanmäler en skog med naturvärden motsvarande nyckelbiotops kvalitet men markägaren inte är FSC certifierad, bör du skicka in ett FSC kontrollerat virke klagomål. Då ska klagomålet skickas till ombudsföretaget.</w:t>
       </w:r>
     </w:p>
     <w:p>
@@ -281,7 +281,16 @@
         <w:t>Entita (NT, §4)</w:t>
       </w:r>
       <w:r>
-        <w:t>, rödlistad som nära hotad och prioriterad art i Skogsvårdslagen, har häckningsrevir i anmälan. Minskningstakten innevarande 10-årsperiod beräknas till 20 (10–30) %. Entitan är ortstrogen och reviret är i genomsnitt omkring 5 hektar, ibland uppåt 20 hektar stort. Entitan är en utpräglad lövskogsfågel som föredrar flerskiktade, gärna högvuxna skogar med inslag av äldre träd och välutvecklat buskskikt. Även alkärr med videsnår hör till de miljöer som utnyttjas. Arten häckar ofta i skogar som är svagt eller inte alls påverkade av skogsbruk, ofta rör det sig om värdekärnor med höga naturvärden. Entitan missgynnas av konventionellt skogsbruk och dess ortstrohet och dåliga spridningsförmåga gör den känslig för fragmentering (Skogsstyrelsen, 2016, SLU Artdatabanken, 2021).</w:t>
+        <w:t xml:space="preserve">, rödlistad som nära hotad och prioriterad art i Skogsvårdslagen, har häckningsrevir i anmälan. Minskningstakten innevarande 10-årsperiod beräknas till 20 (10–30) %. Entitan är ortstrogen och reviret är i genomsnitt omkring 5 hektar, ibland uppåt 20 hektar stort. Entitan är en utpräglad lövskogsfågel som föredrar flerskiktade, gärna högvuxna skogar med inslag av äldre träd och välutvecklat buskskikt. Även alkärr med videsnår hör till de miljöer som utnyttjas. Arten häckar ofta i skogar som är svagt eller inte alls påverkade av skogsbruk, ofta rör det sig om värdekärnor med höga naturvärden. Entitan missgynnas av konventionellt skogsbruk och dess ortstrohet och dåliga spridningsförmåga gör den känslig för fragmentering. Entita är typisk art för </w:t>
+      </w:r>
+      <w:r>
+        <w:rPr>
+          <w:i/>
+        </w:rPr>
+        <w:t>9080 Lövsumpskog</w:t>
+      </w:r>
+      <w:r>
+        <w:t xml:space="preserve"> (Skogsstyrelsen, 2016, SLU Artdatabanken, 2021).</w:t>
       </w:r>
     </w:p>
     <w:p>
@@ -292,7 +301,25 @@
         <w:t>Spillkråka (NT, §4)</w:t>
       </w:r>
       <w:r>
-        <w:t xml:space="preserve"> är rödlistad som nära hotad och ingår i bilaga 1 i EU:s fågeldirektiv. Den minskar i population på grund av minskad tillgång på lämpliga bo- och födoträd och minskad födotillgång. Spillkråkans minskningstakt har uppgått till 19 (24–10) % under de senaste 15 åren. Minskningstakten för den svenska populationen bedöms vara nära gränsvärdet för Sårbar (VU) (A2bc). Skogsbruk med korta omloppstider och täta, homogena ungskogar utgör det största hotet, (SLU Artdatabanken, 2023).</w:t>
+        <w:t xml:space="preserve"> är rödlistad som nära hotad och ingår i bilaga 1 i EU:s fågeldirektiv. Den minskar i population på grund av minskad tillgång på lämpliga bo- och födoträd och minskad födotillgång. Spillkråkans minskningstakt har uppgått till 19 (24–10) % under de senaste 15 åren. Minskningstakten för den svenska populationen bedöms vara nära gränsvärdet för Sårbar (VU) (A2bc). Skogsbruk med korta omloppstider och täta, homogena ungskogar utgör det största hotet. Spillkråka är typisk art för </w:t>
+      </w:r>
+      <w:r>
+        <w:rPr>
+          <w:i/>
+        </w:rPr>
+        <w:t xml:space="preserve">9010 Taiga </w:t>
+      </w:r>
+      <w:r>
+        <w:t>och</w:t>
+      </w:r>
+      <w:r>
+        <w:rPr>
+          <w:i/>
+        </w:rPr>
+        <w:t xml:space="preserve"> 9740 Skogsbevuxen myr </w:t>
+      </w:r>
+      <w:r>
+        <w:t>(SLU Artdatabanken, 2023).</w:t>
       </w:r>
     </w:p>
     <w:p>
@@ -616,7 +643,16 @@
     </w:p>
     <w:p>
       <w:r>
-        <w:t>Entita (NT, §4) är rödlistad som nära hotad, fridlyst och prioriterad art enligt Skogsvårdslagen. Den omfattas av EU:s fågeldirektiv. Minskningstakten har uppgått till 20 (10–30) % under de senaste 10 åren och bedöms vara nära gränsvärdet för Sårbar (VU). (A2b) (SLU Artdatabanken, 2021).</w:t>
+        <w:t xml:space="preserve">Entita (NT, §4) är rödlistad som nära hotad, fridlyst och prioriterad art enligt Skogsvårdslagen. Den omfattas av EU:s fågeldirektiv och är typisk art för </w:t>
+      </w:r>
+      <w:r>
+        <w:rPr>
+          <w:i/>
+        </w:rPr>
+        <w:t>9080 Lövsumpskog</w:t>
+      </w:r>
+      <w:r>
+        <w:t>. Minskningstakten har uppgått till 20 (10–30) % under de senaste 10 åren och bedöms vara nära gränsvärdet för Sårbar (VU). (A2b) (SLU Artdatabanken, 2021).</w:t>
       </w:r>
     </w:p>
     <w:p>
@@ -680,12 +716,30 @@
     </w:p>
     <w:p>
       <w:r>
-        <w:t>Spillkråka (NT) är rödlistad som nära hotad, fridlyst enligt §4 Artskyddsförordningen och ingår i bilaga 1 i EU:s fågeldirektiv. Spillkråka lever i både barr- och blandskog liksom i ren lövskog. De tätaste populationerna tenderar att finnas i äldre, variationsrik blandskog med gott om död ved och gamla träd.</w:t>
+        <w:t xml:space="preserve">Spillkråka (NT) är rödlistad som nära hotad, fridlyst enligt §4 Artskyddsförordningen, typisk art för </w:t>
+      </w:r>
+      <w:r>
+        <w:rPr>
+          <w:i/>
+        </w:rPr>
+        <w:t xml:space="preserve">9010 Taiga </w:t>
+      </w:r>
+      <w:r>
+        <w:t>och</w:t>
+      </w:r>
+      <w:r>
+        <w:rPr>
+          <w:i/>
+        </w:rPr>
+        <w:t xml:space="preserve"> 9740 Skogsbevuxen myr</w:t>
+      </w:r>
+      <w:r>
+        <w:t xml:space="preserve"> och ingår i bilaga 1 i EU:s fågeldirektiv. Spillkråka lever i både barr- och blandskog liksom i ren lövskog. De tätaste populationerna tenderar att finnas i äldre, variationsrik blandskog med gott om död ved och gamla träd.</w:t>
       </w:r>
     </w:p>
     <w:p>
       <w:r>
-        <w:t>Varje par utnyttjar 400–1000 hektar skog beroende på skogens kvalitet. En minskning av populationen pågår på grund av minskad tillgång på lämpliga bo- och födoträd och minskad födotillgång. Spillkråkans minskningstakt har uppgått till 19 (24–10) % under de senaste 15 åren. Minskningstakten för den svenska populationen bedöms vara nära gränsvärdet för Sårbar (VU) (A2bc). Skogsbruk med korta omloppstider och täta, homogena ungskogar utgör det största hotet (Artdatabanken 2023).</w:t>
+        <w:t>Varje par utnyttjar 400–1000 hektar skog beroende på skogens kvalitet. En minskning av populationen pågår på grund av minskad tillgång på lämpliga bo- och födoträd och minskad födotillgång. Spillkråkans minskningstakt har uppgått till 19 (24–10) % under de senaste 15 åren. Minskningstakten för den svenska populationen bedöms vara nära gränsvärdet för Sårbar (VU) (A2bc). Skogsbruk med korta omloppstider och täta, homogena ungskogar utgör det största hotet (SLU Artdatabanken 2023).</w:t>
       </w:r>
     </w:p>
     <w:p>
@@ -838,7 +892,7 @@
     <w:r>
       <w:tab/>
       <w:tab/>
-      <w:t>2026-01-28</w:t>
+      <w:t>2026-01-29</w:t>
       <w:br/>
       <w:br/>
     </w:r>

--- a/klagomål/A 2931-2026 FSC-klagomål.docx
+++ b/klagomål/A 2931-2026 FSC-klagomål.docx
@@ -892,7 +892,7 @@
     <w:r>
       <w:tab/>
       <w:tab/>
-      <w:t>2026-01-29</w:t>
+      <w:t>2026-01-30</w:t>
       <w:br/>
       <w:br/>
     </w:r>

--- a/klagomål/A 2931-2026 FSC-klagomål.docx
+++ b/klagomål/A 2931-2026 FSC-klagomål.docx
@@ -892,7 +892,7 @@
     <w:r>
       <w:tab/>
       <w:tab/>
-      <w:t>2026-01-30</w:t>
+      <w:t>2026-01-31</w:t>
       <w:br/>
       <w:br/>
     </w:r>

--- a/klagomål/A 2931-2026 FSC-klagomål.docx
+++ b/klagomål/A 2931-2026 FSC-klagomål.docx
@@ -892,7 +892,7 @@
     <w:r>
       <w:tab/>
       <w:tab/>
-      <w:t>2026-03-01</w:t>
+      <w:t>2026-03-02</w:t>
       <w:br/>
       <w:br/>
     </w:r>

--- a/klagomål/A 2931-2026 FSC-klagomål.docx
+++ b/klagomål/A 2931-2026 FSC-klagomål.docx
@@ -892,7 +892,7 @@
     <w:r>
       <w:tab/>
       <w:tab/>
-      <w:t>2026-03-02</w:t>
+      <w:t>2026-03-03</w:t>
       <w:br/>
       <w:br/>
     </w:r>

--- a/klagomål/A 2931-2026 FSC-klagomål.docx
+++ b/klagomål/A 2931-2026 FSC-klagomål.docx
@@ -892,7 +892,7 @@
     <w:r>
       <w:tab/>
       <w:tab/>
-      <w:t>2026-03-03</w:t>
+      <w:t>2026-03-04</w:t>
       <w:br/>
       <w:br/>
     </w:r>

--- a/klagomål/A 2931-2026 FSC-klagomål.docx
+++ b/klagomål/A 2931-2026 FSC-klagomål.docx
@@ -892,7 +892,7 @@
     <w:r>
       <w:tab/>
       <w:tab/>
-      <w:t>2026-03-04</w:t>
+      <w:t>2026-03-05</w:t>
       <w:br/>
       <w:br/>
     </w:r>

--- a/klagomål/A 2931-2026 FSC-klagomål.docx
+++ b/klagomål/A 2931-2026 FSC-klagomål.docx
@@ -892,7 +892,7 @@
     <w:r>
       <w:tab/>
       <w:tab/>
-      <w:t>2026-03-05</w:t>
+      <w:t>2026-03-06</w:t>
       <w:br/>
       <w:br/>
     </w:r>

--- a/klagomål/A 2931-2026 FSC-klagomål.docx
+++ b/klagomål/A 2931-2026 FSC-klagomål.docx
@@ -892,7 +892,7 @@
     <w:r>
       <w:tab/>
       <w:tab/>
-      <w:t>2026-03-06</w:t>
+      <w:t>2026-03-07</w:t>
       <w:br/>
       <w:br/>
     </w:r>

--- a/klagomål/A 2931-2026 FSC-klagomål.docx
+++ b/klagomål/A 2931-2026 FSC-klagomål.docx
@@ -892,7 +892,7 @@
     <w:r>
       <w:tab/>
       <w:tab/>
-      <w:t>2026-03-07</w:t>
+      <w:t>2026-03-08</w:t>
       <w:br/>
       <w:br/>
     </w:r>

--- a/klagomål/A 2931-2026 FSC-klagomål.docx
+++ b/klagomål/A 2931-2026 FSC-klagomål.docx
@@ -892,7 +892,7 @@
     <w:r>
       <w:tab/>
       <w:tab/>
-      <w:t>2026-03-08</w:t>
+      <w:t>2026-03-09</w:t>
       <w:br/>
       <w:br/>
     </w:r>

--- a/klagomål/A 2931-2026 FSC-klagomål.docx
+++ b/klagomål/A 2931-2026 FSC-klagomål.docx
@@ -168,7 +168,7 @@
     </w:p>
     <w:p>
       <w:r>
-        <w:t>Detta dokument behandlar höga naturvärden i avverkningsanmälan A 2931-2026 i Ängelholms kommun. Denna avverkningsanmälan inkom 2026-01-16 14:00:23 och omfattar 3,5 ha.</w:t>
+        <w:t>Detta dokument behandlar höga naturvärden i avverkningsanmälan A 2931-2026 i Ängelholms kommun. Denna avverkningsanmälan inkom 2026-01-16 00:00:00 och omfattar 3,5 ha.</w:t>
       </w:r>
     </w:p>
     <w:p>
@@ -892,7 +892,7 @@
     <w:r>
       <w:tab/>
       <w:tab/>
-      <w:t>2026-03-09</w:t>
+      <w:t>2026-03-10</w:t>
       <w:br/>
       <w:br/>
     </w:r>

--- a/klagomål/A 2931-2026 FSC-klagomål.docx
+++ b/klagomål/A 2931-2026 FSC-klagomål.docx
@@ -281,7 +281,7 @@
         <w:t>Entita (NT, §4)</w:t>
       </w:r>
       <w:r>
-        <w:t xml:space="preserve">, rödlistad som nära hotad och prioriterad art i Skogsvårdslagen, har häckningsrevir i anmälan. Minskningstakten innevarande 10-årsperiod beräknas till 20 (10–30) %. Entitan är ortstrogen och reviret är i genomsnitt omkring 5 hektar, ibland uppåt 20 hektar stort. Entitan är en utpräglad lövskogsfågel som föredrar flerskiktade, gärna högvuxna skogar med inslag av äldre träd och välutvecklat buskskikt. Även alkärr med videsnår hör till de miljöer som utnyttjas. Arten häckar ofta i skogar som är svagt eller inte alls påverkade av skogsbruk, ofta rör det sig om värdekärnor med höga naturvärden. Entitan missgynnas av konventionellt skogsbruk och dess ortstrohet och dåliga spridningsförmåga gör den känslig för fragmentering. Entita är typisk art för </w:t>
+        <w:t xml:space="preserve">, rödlistad som nära hotad och prioriterad art i Skogsvårdslagen, har häckningsrevir i anmälan. Minskningstakten innevarande 10-årsperiod beräknas till 20 (10–30) % och bedöms vara nära gränsvärdet för Sårbar (VU). Entitan är ortstrogen och reviret är i genomsnitt omkring 5 hektar, ibland uppåt 20 hektar stort. Entitan är en utpräglad lövskogsfågel som föredrar flerskiktade, gärna högvuxna skogar med inslag av äldre träd och välutvecklat buskskikt. Även alkärr med videsnår hör till de miljöer som utnyttjas. Arten häckar ofta i skogar som är svagt eller inte alls påverkade av skogsbruk, ofta rör det sig om värdekärnor med höga naturvärden. Entitan missgynnas av konventionellt skogsbruk och dess ortstrohet och dåliga spridningsförmåga gör den känslig för fragmentering. Entita är typisk art för </w:t>
       </w:r>
       <w:r>
         <w:rPr>
@@ -301,7 +301,7 @@
         <w:t>Spillkråka (NT, §4)</w:t>
       </w:r>
       <w:r>
-        <w:t xml:space="preserve"> är rödlistad som nära hotad och ingår i bilaga 1 i EU:s fågeldirektiv. Den minskar i population på grund av minskad tillgång på lämpliga bo- och födoträd och minskad födotillgång. Spillkråkans minskningstakt har uppgått till 19 (24–10) % under de senaste 15 åren. Minskningstakten för den svenska populationen bedöms vara nära gränsvärdet för Sårbar (VU) (A2bc). Skogsbruk med korta omloppstider och täta, homogena ungskogar utgör det största hotet. Spillkråka är typisk art för </w:t>
+        <w:t xml:space="preserve"> är rödlistad som nära hotad och ingår i bilaga 1 i EU:s fågeldirektiv. Den minskar i population på grund av minskad tillgång på lämpliga bo- och födoträd och minskad födotillgång. Spillkråkans minskningstakt har uppgått till 19 (24–10) % under de senaste 15 åren och bedöms vara nära gränsvärdet för Sårbar (VU) (A2bc). Spillkråka är en nyckelart i skogliga miljöer vars övergivna bohål utnyttjas av flera andra hålhäckande fågelarter och fladdermöss. Den behöver grova träd, främst tall, asp och bok som boträd. Skogsbruk med korta omloppstider och täta, homogena ungskogar utgör det största hotet. Spillkråka är typisk art för </w:t>
       </w:r>
       <w:r>
         <w:rPr>
@@ -319,7 +319,7 @@
         <w:t xml:space="preserve"> 9740 Skogsbevuxen myr </w:t>
       </w:r>
       <w:r>
-        <w:t>(SLU Artdatabanken, 2023).</w:t>
+        <w:t>(SLU Artdatabanken, 2025; Skogsstyrelsen 2016).</w:t>
       </w:r>
     </w:p>
     <w:p>
@@ -734,7 +734,7 @@
         <w:t xml:space="preserve"> 9740 Skogsbevuxen myr</w:t>
       </w:r>
       <w:r>
-        <w:t xml:space="preserve"> och ingår i bilaga 1 i EU:s fågeldirektiv. Spillkråka lever i både barr- och blandskog liksom i ren lövskog. De tätaste populationerna tenderar att finnas i äldre, variationsrik blandskog med gott om död ved och gamla träd.</w:t>
+        <w:t xml:space="preserve"> och ingår i bilaga 1 i EU:s fågeldirektiv. Spillkråka lever i både barr- och blandskog liksom i ren lövskog. De tätaste populationerna tenderar att finnas i äldre, variationsrik blandskog med gott om död ved och gamla träd. Spillkråka är en nyckelart i skogliga miljöer vars övergivna bohål utnyttjas av flera andra hålhäckande fågelarter och fladdermöss (SLU Artdatabanken, 2023; Skogsstyrelsen 2016).</w:t>
       </w:r>
     </w:p>
     <w:p>
@@ -752,7 +752,21 @@
     </w:p>
     <w:p>
       <w:r>
-        <w:t xml:space="preserve">SLU Artdatabanken, 2021. </w:t>
+        <w:t xml:space="preserve">Skogsstyrelsen, 2016. </w:t>
+      </w:r>
+      <w:r>
+        <w:rPr>
+          <w:i/>
+        </w:rPr>
+        <w:t xml:space="preserve">Vägledning för hänsyn till spillkråka. </w:t>
+      </w:r>
+      <w:r>
+        <w:t>Vägledningar och kunskapsstöd artskydd – Skogsstyrelsen.</w:t>
+      </w:r>
+    </w:p>
+    <w:p>
+      <w:r>
+        <w:t xml:space="preserve">SLU Artdatabanken, 2023. </w:t>
       </w:r>
       <w:r>
         <w:rPr>
@@ -892,7 +906,7 @@
     <w:r>
       <w:tab/>
       <w:tab/>
-      <w:t>2026-03-10</w:t>
+      <w:t>2026-03-11</w:t>
       <w:br/>
       <w:br/>
     </w:r>

--- a/klagomål/A 2931-2026 FSC-klagomål.docx
+++ b/klagomål/A 2931-2026 FSC-klagomål.docx
@@ -906,7 +906,7 @@
     <w:r>
       <w:tab/>
       <w:tab/>
-      <w:t>2026-03-11</w:t>
+      <w:t>2026-03-12</w:t>
       <w:br/>
       <w:br/>
     </w:r>

--- a/klagomål/A 2931-2026 FSC-klagomål.docx
+++ b/klagomål/A 2931-2026 FSC-klagomål.docx
@@ -906,7 +906,7 @@
     <w:r>
       <w:tab/>
       <w:tab/>
-      <w:t>2026-03-12</w:t>
+      <w:t>2026-03-13</w:t>
       <w:br/>
       <w:br/>
     </w:r>

--- a/klagomål/A 2931-2026 FSC-klagomål.docx
+++ b/klagomål/A 2931-2026 FSC-klagomål.docx
@@ -906,7 +906,7 @@
     <w:r>
       <w:tab/>
       <w:tab/>
-      <w:t>2026-03-13</w:t>
+      <w:t>2026-03-16</w:t>
       <w:br/>
       <w:br/>
     </w:r>

--- a/klagomål/A 2931-2026 FSC-klagomål.docx
+++ b/klagomål/A 2931-2026 FSC-klagomål.docx
@@ -906,7 +906,7 @@
     <w:r>
       <w:tab/>
       <w:tab/>
-      <w:t>2026-03-16</w:t>
+      <w:t>2026-03-17</w:t>
       <w:br/>
       <w:br/>
     </w:r>

--- a/klagomål/A 2931-2026 FSC-klagomål.docx
+++ b/klagomål/A 2931-2026 FSC-klagomål.docx
@@ -906,7 +906,7 @@
     <w:r>
       <w:tab/>
       <w:tab/>
-      <w:t>2026-03-17</w:t>
+      <w:t>2026-03-18</w:t>
       <w:br/>
       <w:br/>
     </w:r>

--- a/klagomål/A 2931-2026 FSC-klagomål.docx
+++ b/klagomål/A 2931-2026 FSC-klagomål.docx
@@ -906,7 +906,7 @@
     <w:r>
       <w:tab/>
       <w:tab/>
-      <w:t>2026-03-18</w:t>
+      <w:t>2026-03-19</w:t>
       <w:br/>
       <w:br/>
     </w:r>

--- a/klagomål/A 2931-2026 FSC-klagomål.docx
+++ b/klagomål/A 2931-2026 FSC-klagomål.docx
@@ -906,7 +906,7 @@
     <w:r>
       <w:tab/>
       <w:tab/>
-      <w:t>2026-03-19</w:t>
+      <w:t>2026-03-20</w:t>
       <w:br/>
       <w:br/>
     </w:r>

--- a/klagomål/A 2931-2026 FSC-klagomål.docx
+++ b/klagomål/A 2931-2026 FSC-klagomål.docx
@@ -906,7 +906,7 @@
     <w:r>
       <w:tab/>
       <w:tab/>
-      <w:t>2026-03-20</w:t>
+      <w:t>2026-03-21</w:t>
       <w:br/>
       <w:br/>
     </w:r>

--- a/klagomål/A 2931-2026 FSC-klagomål.docx
+++ b/klagomål/A 2931-2026 FSC-klagomål.docx
@@ -906,7 +906,7 @@
     <w:r>
       <w:tab/>
       <w:tab/>
-      <w:t>2026-03-21</w:t>
+      <w:t>2026-03-22</w:t>
       <w:br/>
       <w:br/>
     </w:r>

--- a/klagomål/A 2931-2026 FSC-klagomål.docx
+++ b/klagomål/A 2931-2026 FSC-klagomål.docx
@@ -906,7 +906,7 @@
     <w:r>
       <w:tab/>
       <w:tab/>
-      <w:t>2026-03-22</w:t>
+      <w:t>2026-03-23</w:t>
       <w:br/>
       <w:br/>
     </w:r>

--- a/klagomål/A 2931-2026 FSC-klagomål.docx
+++ b/klagomål/A 2931-2026 FSC-klagomål.docx
@@ -906,7 +906,7 @@
     <w:r>
       <w:tab/>
       <w:tab/>
-      <w:t>2026-03-23</w:t>
+      <w:t>2026-03-24</w:t>
       <w:br/>
       <w:br/>
     </w:r>

--- a/klagomål/A 2931-2026 FSC-klagomål.docx
+++ b/klagomål/A 2931-2026 FSC-klagomål.docx
@@ -906,7 +906,7 @@
     <w:r>
       <w:tab/>
       <w:tab/>
-      <w:t>2026-03-24</w:t>
+      <w:t>2026-03-25</w:t>
       <w:br/>
       <w:br/>
     </w:r>

--- a/klagomål/A 2931-2026 FSC-klagomål.docx
+++ b/klagomål/A 2931-2026 FSC-klagomål.docx
@@ -906,7 +906,7 @@
     <w:r>
       <w:tab/>
       <w:tab/>
-      <w:t>2026-03-25</w:t>
+      <w:t>2026-03-26</w:t>
       <w:br/>
       <w:br/>
     </w:r>

--- a/klagomål/A 2931-2026 FSC-klagomål.docx
+++ b/klagomål/A 2931-2026 FSC-klagomål.docx
@@ -191,7 +191,7 @@
     </w:p>
     <w:p>
       <w:r>
-        <w:t>I avverkningsanmälan har följande 4 naturvårdsarter hittats: småvänderot (VU), entita (NT, §4), spillkråka (NT, §4) och grönsiska (§4). Av dessa är 3 rödlistade. För rödlistade arter har rödlistekategorin angivits inom parentes. För fridlysta arter anges även paragrafen i Artskyddsförordningen som arten är fridlyst enligt.</w:t>
+        <w:t>I avverkningsanmälan har följande 5 naturvårdsarter hittats: småvänderot (VU), entita (NT, §4), spillkråka (NT, §4), gröngöling (§4) och grönsiska (§4). Av dessa är 3 rödlistade. För rödlistade arter har rödlistekategorin angivits inom parentes. För fridlysta arter anges även paragrafen i Artskyddsförordningen som arten är fridlyst enligt.</w:t>
       </w:r>
     </w:p>
     <w:p>
@@ -256,7 +256,7 @@
     </w:p>
     <w:p>
       <w:r>
-        <w:t>Följande fridlysta arter har sina livsmiljöer och växtplatser i den avverkningsanmälda skogen: entita (NT, §4), spillkråka (NT, §4) och grönsiska (§4).</w:t>
+        <w:t>Följande fridlysta arter har sina livsmiljöer och växtplatser i den avverkningsanmälda skogen: entita (NT, §4), spillkråka (NT, §4), gröngöling (§4) och grönsiska (§4).</w:t>
       </w:r>
     </w:p>
     <w:p>
@@ -433,7 +433,7 @@
         <w:rPr>
           <w:i/>
         </w:rPr>
-        <w:t>I det avverkningsanmälda skogsområdet har 4 naturvårdsarter varav 3 rödlistade arter sina livsmiljöer och växtplatser.</w:t>
+        <w:t>I det avverkningsanmälda skogsområdet har 5 naturvårdsarter varav 3 rödlistade arter sina livsmiljöer och växtplatser.</w:t>
       </w:r>
     </w:p>
     <w:p>
@@ -906,7 +906,7 @@
     <w:r>
       <w:tab/>
       <w:tab/>
-      <w:t>2026-03-26</w:t>
+      <w:t>2026-03-27</w:t>
       <w:br/>
       <w:br/>
     </w:r>

--- a/klagomål/A 2931-2026 FSC-klagomål.docx
+++ b/klagomål/A 2931-2026 FSC-klagomål.docx
@@ -906,7 +906,7 @@
     <w:r>
       <w:tab/>
       <w:tab/>
-      <w:t>2026-03-27</w:t>
+      <w:t>2026-03-28</w:t>
       <w:br/>
       <w:br/>
     </w:r>

--- a/klagomål/A 2931-2026 FSC-klagomål.docx
+++ b/klagomål/A 2931-2026 FSC-klagomål.docx
@@ -906,7 +906,7 @@
     <w:r>
       <w:tab/>
       <w:tab/>
-      <w:t>2026-03-28</w:t>
+      <w:t>2026-03-29</w:t>
       <w:br/>
       <w:br/>
     </w:r>

--- a/klagomål/A 2931-2026 FSC-klagomål.docx
+++ b/klagomål/A 2931-2026 FSC-klagomål.docx
@@ -906,7 +906,7 @@
     <w:r>
       <w:tab/>
       <w:tab/>
-      <w:t>2026-03-29</w:t>
+      <w:t>2026-03-30</w:t>
       <w:br/>
       <w:br/>
     </w:r>

--- a/klagomål/A 2931-2026 FSC-klagomål.docx
+++ b/klagomål/A 2931-2026 FSC-klagomål.docx
@@ -906,7 +906,7 @@
     <w:r>
       <w:tab/>
       <w:tab/>
-      <w:t>2026-03-30</w:t>
+      <w:t>2026-03-31</w:t>
       <w:br/>
       <w:br/>
     </w:r>

--- a/klagomål/A 2931-2026 FSC-klagomål.docx
+++ b/klagomål/A 2931-2026 FSC-klagomål.docx
@@ -906,7 +906,7 @@
     <w:r>
       <w:tab/>
       <w:tab/>
-      <w:t>2026-03-31</w:t>
+      <w:t>2026-04-01</w:t>
       <w:br/>
       <w:br/>
     </w:r>

--- a/klagomål/A 2931-2026 FSC-klagomål.docx
+++ b/klagomål/A 2931-2026 FSC-klagomål.docx
@@ -906,7 +906,7 @@
     <w:r>
       <w:tab/>
       <w:tab/>
-      <w:t>2026-04-01</w:t>
+      <w:t>2026-04-02</w:t>
       <w:br/>
       <w:br/>
     </w:r>

--- a/klagomål/A 2931-2026 FSC-klagomål.docx
+++ b/klagomål/A 2931-2026 FSC-klagomål.docx
@@ -906,7 +906,7 @@
     <w:r>
       <w:tab/>
       <w:tab/>
-      <w:t>2026-04-02</w:t>
+      <w:t>2026-04-03</w:t>
       <w:br/>
       <w:br/>
     </w:r>

--- a/klagomål/A 2931-2026 FSC-klagomål.docx
+++ b/klagomål/A 2931-2026 FSC-klagomål.docx
@@ -906,7 +906,7 @@
     <w:r>
       <w:tab/>
       <w:tab/>
-      <w:t>2026-04-03</w:t>
+      <w:t>2026-04-04</w:t>
       <w:br/>
       <w:br/>
     </w:r>

--- a/klagomål/A 2931-2026 FSC-klagomål.docx
+++ b/klagomål/A 2931-2026 FSC-klagomål.docx
@@ -906,7 +906,7 @@
     <w:r>
       <w:tab/>
       <w:tab/>
-      <w:t>2026-04-04</w:t>
+      <w:t>2026-04-05</w:t>
       <w:br/>
       <w:br/>
     </w:r>

--- a/klagomål/A 2931-2026 FSC-klagomål.docx
+++ b/klagomål/A 2931-2026 FSC-klagomål.docx
@@ -906,7 +906,7 @@
     <w:r>
       <w:tab/>
       <w:tab/>
-      <w:t>2026-04-05</w:t>
+      <w:t>2026-04-06</w:t>
       <w:br/>
       <w:br/>
     </w:r>

--- a/klagomål/A 2931-2026 FSC-klagomål.docx
+++ b/klagomål/A 2931-2026 FSC-klagomål.docx
@@ -298,10 +298,10 @@
         <w:rPr>
           <w:b/>
         </w:rPr>
-        <w:t>Spillkråka (NT, §4)</w:t>
+        <w:t>Spillkråka (§4)</w:t>
       </w:r>
       <w:r>
-        <w:t xml:space="preserve"> är rödlistad som nära hotad och ingår i bilaga 1 i EU:s fågeldirektiv. Den minskar i population på grund av minskad tillgång på lämpliga bo- och födoträd och minskad födotillgång. Spillkråkans minskningstakt har uppgått till 19 (24–10) % under de senaste 15 åren och bedöms vara nära gränsvärdet för Sårbar (VU) (A2bc). Spillkråka är en nyckelart i skogliga miljöer vars övergivna bohål utnyttjas av flera andra hålhäckande fågelarter och fladdermöss. Den behöver grova träd, främst tall, asp och bok som boträd. Skogsbruk med korta omloppstider och täta, homogena ungskogar utgör det största hotet. Spillkråka är typisk art för </w:t>
+        <w:t xml:space="preserve"> omfattas av bilaga 1 i EU:s fågeldirektiv och är typisk art för </w:t>
       </w:r>
       <w:r>
         <w:rPr>
@@ -316,10 +316,10 @@
         <w:rPr>
           <w:i/>
         </w:rPr>
-        <w:t xml:space="preserve"> 9740 Skogsbevuxen myr </w:t>
+        <w:t xml:space="preserve"> 9740 Skogsbevuxen myr</w:t>
       </w:r>
       <w:r>
-        <w:t>(SLU Artdatabanken, 2025; Skogsstyrelsen 2016).</w:t>
+        <w:t>. Den behöver grova träd, främst tall, asp och bok som boträd. Skogsbruk med korta omloppstider och täta, homogena ungskogar utgör det största hotet. Spillkråka är en nyckelart i skogliga miljöer vars övergivna bohål utnyttjas av flera andra hålhäckande fågelarter och fladdermöss, däribland pärluggla (EN, §4), knipa (§4), salskrake (§4) och skogsduva (§4). Hökuggla (VU, §4) och slaguggla (§4) häckar ofta i högstubbar som brutits av i höjd med ett gammalt spillkråkebo (SLU Artdatabanken, 2026; Skogsstyrelsen, 2016).</w:t>
       </w:r>
     </w:p>
     <w:p>
@@ -716,7 +716,7 @@
     </w:p>
     <w:p>
       <w:r>
-        <w:t xml:space="preserve">Spillkråka (NT) är rödlistad som nära hotad, fridlyst enligt §4 Artskyddsförordningen, typisk art för </w:t>
+        <w:t xml:space="preserve">Spillkråka (§4) ingår i bilaga 1 EU:s fågeldirektiv och är typisk art för </w:t>
       </w:r>
       <w:r>
         <w:rPr>
@@ -734,12 +734,12 @@
         <w:t xml:space="preserve"> 9740 Skogsbevuxen myr</w:t>
       </w:r>
       <w:r>
-        <w:t xml:space="preserve"> och ingår i bilaga 1 i EU:s fågeldirektiv. Spillkråka lever i både barr- och blandskog liksom i ren lövskog. De tätaste populationerna tenderar att finnas i äldre, variationsrik blandskog med gott om död ved och gamla träd. Spillkråka är en nyckelart i skogliga miljöer vars övergivna bohål utnyttjas av flera andra hålhäckande fågelarter och fladdermöss (SLU Artdatabanken, 2023; Skogsstyrelsen 2016).</w:t>
+        <w:t>. Den lever i både barr- och blandskog liksom i ren lövskog. De tätaste populationerna tenderar att finnas i äldre, variationsrik blandskog med gott om död ved och gamla träd. Varje par utnyttjar 400–1000 hektar skog beroende på skogens kvalitet. Skogsbruk med korta omloppstider och täta, homogena ungskogar utgör det största hotet (SLU Artdatabanken, 2026).</w:t>
       </w:r>
     </w:p>
     <w:p>
       <w:r>
-        <w:t>Varje par utnyttjar 400–1000 hektar skog beroende på skogens kvalitet. En minskning av populationen pågår på grund av minskad tillgång på lämpliga bo- och födoträd och minskad födotillgång. Spillkråkans minskningstakt har uppgått till 19 (24–10) % under de senaste 15 åren. Minskningstakten för den svenska populationen bedöms vara nära gränsvärdet för Sårbar (VU) (A2bc). Skogsbruk med korta omloppstider och täta, homogena ungskogar utgör det största hotet (SLU Artdatabanken 2023).</w:t>
+        <w:t>Spillkråka är en nyckelart i skogliga miljöer vars övergivna bohål utnyttjas av flera andra hålhäckande fågelarter och fladdermöss, däribland pärluggla (EN, §4), knipa (§4), salskrake (§4) och skogsduva (§4). Hökuggla (VU, §4) och slaguggla (§4) häckar ofta i högstubbar som brutits av i höjd med ett gammalt spillkråkebo (Skogsstyrelsen, 2016).</w:t>
       </w:r>
     </w:p>
     <w:p>
@@ -766,7 +766,7 @@
     </w:p>
     <w:p>
       <w:r>
-        <w:t xml:space="preserve">SLU Artdatabanken, 2023. </w:t>
+        <w:t xml:space="preserve">SLU Artdatabanken, 2026. </w:t>
       </w:r>
       <w:r>
         <w:rPr>
@@ -775,7 +775,7 @@
         <w:t xml:space="preserve">Artfaktablad. Naturvård – artfakta. </w:t>
       </w:r>
       <w:r>
-        <w:t>SLU Artdatabanken, Uppsala</w:t>
+        <w:t>SLU Artdatabanken, Uppsala.</w:t>
       </w:r>
     </w:p>
     <w:sectPr>
@@ -906,7 +906,7 @@
     <w:r>
       <w:tab/>
       <w:tab/>
-      <w:t>2026-04-06</w:t>
+      <w:t>2026-04-07</w:t>
       <w:br/>
       <w:br/>
     </w:r>

--- a/klagomål/A 2931-2026 FSC-klagomål.docx
+++ b/klagomål/A 2931-2026 FSC-klagomål.docx
@@ -906,7 +906,7 @@
     <w:r>
       <w:tab/>
       <w:tab/>
-      <w:t>2026-04-07</w:t>
+      <w:t>2026-04-08</w:t>
       <w:br/>
       <w:br/>
     </w:r>

--- a/klagomål/A 2931-2026 FSC-klagomål.docx
+++ b/klagomål/A 2931-2026 FSC-klagomål.docx
@@ -906,7 +906,7 @@
     <w:r>
       <w:tab/>
       <w:tab/>
-      <w:t>2026-04-08</w:t>
+      <w:t>2026-04-09</w:t>
       <w:br/>
       <w:br/>
     </w:r>

--- a/klagomål/A 2931-2026 FSC-klagomål.docx
+++ b/klagomål/A 2931-2026 FSC-klagomål.docx
@@ -906,7 +906,7 @@
     <w:r>
       <w:tab/>
       <w:tab/>
-      <w:t>2026-04-09</w:t>
+      <w:t>2026-04-10</w:t>
       <w:br/>
       <w:br/>
     </w:r>

--- a/klagomål/A 2931-2026 FSC-klagomål.docx
+++ b/klagomål/A 2931-2026 FSC-klagomål.docx
@@ -906,7 +906,7 @@
     <w:r>
       <w:tab/>
       <w:tab/>
-      <w:t>2026-04-10</w:t>
+      <w:t>2026-04-11</w:t>
       <w:br/>
       <w:br/>
     </w:r>

--- a/klagomål/A 2931-2026 FSC-klagomål.docx
+++ b/klagomål/A 2931-2026 FSC-klagomål.docx
@@ -906,7 +906,7 @@
     <w:r>
       <w:tab/>
       <w:tab/>
-      <w:t>2026-04-11</w:t>
+      <w:t>2026-04-12</w:t>
       <w:br/>
       <w:br/>
     </w:r>

--- a/klagomål/A 2931-2026 FSC-klagomål.docx
+++ b/klagomål/A 2931-2026 FSC-klagomål.docx
@@ -906,7 +906,7 @@
     <w:r>
       <w:tab/>
       <w:tab/>
-      <w:t>2026-04-14</w:t>
+      <w:t>2026-04-15</w:t>
       <w:br/>
       <w:br/>
     </w:r>

--- a/klagomål/A 2931-2026 FSC-klagomål.docx
+++ b/klagomål/A 2931-2026 FSC-klagomål.docx
@@ -906,7 +906,7 @@
     <w:r>
       <w:tab/>
       <w:tab/>
-      <w:t>2026-04-15</w:t>
+      <w:t>2026-04-16</w:t>
       <w:br/>
       <w:br/>
     </w:r>

--- a/klagomål/A 2931-2026 FSC-klagomål.docx
+++ b/klagomål/A 2931-2026 FSC-klagomål.docx
@@ -906,7 +906,7 @@
     <w:r>
       <w:tab/>
       <w:tab/>
-      <w:t>2026-04-16</w:t>
+      <w:t>2026-04-17</w:t>
       <w:br/>
       <w:br/>
     </w:r>

--- a/klagomål/A 2931-2026 FSC-klagomål.docx
+++ b/klagomål/A 2931-2026 FSC-klagomål.docx
@@ -906,7 +906,7 @@
     <w:r>
       <w:tab/>
       <w:tab/>
-      <w:t>2026-04-17</w:t>
+      <w:t>2026-04-18</w:t>
       <w:br/>
       <w:br/>
     </w:r>

--- a/klagomål/A 2931-2026 FSC-klagomål.docx
+++ b/klagomål/A 2931-2026 FSC-klagomål.docx
@@ -906,7 +906,7 @@
     <w:r>
       <w:tab/>
       <w:tab/>
-      <w:t>2026-04-18</w:t>
+      <w:t>2026-04-19</w:t>
       <w:br/>
       <w:br/>
     </w:r>

--- a/klagomål/A 2931-2026 FSC-klagomål.docx
+++ b/klagomål/A 2931-2026 FSC-klagomål.docx
@@ -906,7 +906,7 @@
     <w:r>
       <w:tab/>
       <w:tab/>
-      <w:t>2026-04-19</w:t>
+      <w:t>2026-04-20</w:t>
       <w:br/>
       <w:br/>
     </w:r>

--- a/klagomål/A 2931-2026 FSC-klagomål.docx
+++ b/klagomål/A 2931-2026 FSC-klagomål.docx
@@ -906,7 +906,7 @@
     <w:r>
       <w:tab/>
       <w:tab/>
-      <w:t>2026-04-20</w:t>
+      <w:t>2026-04-21</w:t>
       <w:br/>
       <w:br/>
     </w:r>

--- a/klagomål/A 2931-2026 FSC-klagomål.docx
+++ b/klagomål/A 2931-2026 FSC-klagomål.docx
@@ -906,7 +906,7 @@
     <w:r>
       <w:tab/>
       <w:tab/>
-      <w:t>2026-04-21</w:t>
+      <w:t>2026-04-22</w:t>
       <w:br/>
       <w:br/>
     </w:r>

--- a/klagomål/A 2931-2026 FSC-klagomål.docx
+++ b/klagomål/A 2931-2026 FSC-klagomål.docx
@@ -906,7 +906,7 @@
     <w:r>
       <w:tab/>
       <w:tab/>
-      <w:t>2026-04-22</w:t>
+      <w:t>2026-04-23</w:t>
       <w:br/>
       <w:br/>
     </w:r>

--- a/klagomål/A 2931-2026 FSC-klagomål.docx
+++ b/klagomål/A 2931-2026 FSC-klagomål.docx
@@ -906,7 +906,7 @@
     <w:r>
       <w:tab/>
       <w:tab/>
-      <w:t>2026-04-23</w:t>
+      <w:t>2026-04-24</w:t>
       <w:br/>
       <w:br/>
     </w:r>

--- a/klagomål/A 2931-2026 FSC-klagomål.docx
+++ b/klagomål/A 2931-2026 FSC-klagomål.docx
@@ -906,7 +906,7 @@
     <w:r>
       <w:tab/>
       <w:tab/>
-      <w:t>2026-04-24</w:t>
+      <w:t>2026-04-25</w:t>
       <w:br/>
       <w:br/>
     </w:r>

--- a/klagomål/A 2931-2026 FSC-klagomål.docx
+++ b/klagomål/A 2931-2026 FSC-klagomål.docx
@@ -906,7 +906,7 @@
     <w:r>
       <w:tab/>
       <w:tab/>
-      <w:t>2026-04-25</w:t>
+      <w:t>2026-04-26</w:t>
       <w:br/>
       <w:br/>
     </w:r>

--- a/klagomål/A 2931-2026 FSC-klagomål.docx
+++ b/klagomål/A 2931-2026 FSC-klagomål.docx
@@ -906,7 +906,7 @@
     <w:r>
       <w:tab/>
       <w:tab/>
-      <w:t>2026-04-26</w:t>
+      <w:t>2026-04-27</w:t>
       <w:br/>
       <w:br/>
     </w:r>

--- a/klagomål/A 2931-2026 FSC-klagomål.docx
+++ b/klagomål/A 2931-2026 FSC-klagomål.docx
@@ -906,7 +906,7 @@
     <w:r>
       <w:tab/>
       <w:tab/>
-      <w:t>2026-04-27</w:t>
+      <w:t>2026-04-28</w:t>
       <w:br/>
       <w:br/>
     </w:r>

--- a/klagomål/A 2931-2026 FSC-klagomål.docx
+++ b/klagomål/A 2931-2026 FSC-klagomål.docx
@@ -906,7 +906,7 @@
     <w:r>
       <w:tab/>
       <w:tab/>
-      <w:t>2026-04-28</w:t>
+      <w:t>2026-04-29</w:t>
       <w:br/>
       <w:br/>
     </w:r>

--- a/klagomål/A 2931-2026 FSC-klagomål.docx
+++ b/klagomål/A 2931-2026 FSC-klagomål.docx
@@ -906,7 +906,7 @@
     <w:r>
       <w:tab/>
       <w:tab/>
-      <w:t>2026-04-29</w:t>
+      <w:t>2026-04-30</w:t>
       <w:br/>
       <w:br/>
     </w:r>

--- a/klagomål/A 2931-2026 FSC-klagomål.docx
+++ b/klagomål/A 2931-2026 FSC-klagomål.docx
@@ -906,7 +906,7 @@
     <w:r>
       <w:tab/>
       <w:tab/>
-      <w:t>2026-04-30</w:t>
+      <w:t>2026-05-01</w:t>
       <w:br/>
       <w:br/>
     </w:r>

--- a/klagomål/A 2931-2026 FSC-klagomål.docx
+++ b/klagomål/A 2931-2026 FSC-klagomål.docx
@@ -906,7 +906,7 @@
     <w:r>
       <w:tab/>
       <w:tab/>
-      <w:t>2026-05-01</w:t>
+      <w:t>2026-05-02</w:t>
       <w:br/>
       <w:br/>
     </w:r>

--- a/klagomål/A 2931-2026 FSC-klagomål.docx
+++ b/klagomål/A 2931-2026 FSC-klagomål.docx
@@ -906,7 +906,7 @@
     <w:r>
       <w:tab/>
       <w:tab/>
-      <w:t>2026-05-02</w:t>
+      <w:t>2026-05-03</w:t>
       <w:br/>
       <w:br/>
     </w:r>

--- a/klagomål/A 2931-2026 FSC-klagomål.docx
+++ b/klagomål/A 2931-2026 FSC-klagomål.docx
@@ -906,7 +906,7 @@
     <w:r>
       <w:tab/>
       <w:tab/>
-      <w:t>2026-05-16</w:t>
+      <w:t>2026-05-17</w:t>
       <w:br/>
       <w:br/>
     </w:r>

--- a/klagomål/A 2931-2026 FSC-klagomål.docx
+++ b/klagomål/A 2931-2026 FSC-klagomål.docx
@@ -906,7 +906,7 @@
     <w:r>
       <w:tab/>
       <w:tab/>
-      <w:t>2026-06-15</w:t>
+      <w:t>2026-06-16</w:t>
       <w:br/>
       <w:br/>
     </w:r>

--- a/klagomål/A 2931-2026 FSC-klagomål.docx
+++ b/klagomål/A 2931-2026 FSC-klagomål.docx
@@ -906,7 +906,7 @@
     <w:r>
       <w:tab/>
       <w:tab/>
-      <w:t>2026-06-16</w:t>
+      <w:t>2026-06-17</w:t>
       <w:br/>
       <w:br/>
     </w:r>

--- a/klagomål/A 2931-2026 FSC-klagomål.docx
+++ b/klagomål/A 2931-2026 FSC-klagomål.docx
@@ -1,6 +1,6 @@
 
 <file path=word/document.xml><?xml version="1.0" encoding="utf-8"?>
-<w:document xmlns:wpc="http://schemas.microsoft.com/office/word/2010/wordprocessingCanvas" xmlns:cx="http://schemas.microsoft.com/office/drawing/2014/chartex" xmlns:cx1="http://schemas.microsoft.com/office/drawing/2015/9/8/chartex" xmlns:cx2="http://schemas.microsoft.com/office/drawing/2015/10/21/chartex" xmlns:cx3="http://schemas.microsoft.com/office/drawing/2016/5/9/chartex" xmlns:cx4="http://schemas.microsoft.com/office/drawing/2016/5/10/chartex" xmlns:cx5="http://schemas.microsoft.com/office/drawing/2016/5/11/chartex" xmlns:cx6="http://schemas.microsoft.com/office/drawing/2016/5/12/chartex" xmlns:cx7="http://schemas.microsoft.com/office/drawing/2016/5/13/chartex" xmlns:cx8="http://schemas.microsoft.com/office/drawing/2016/5/14/chartex" xmlns:mc="http://schemas.openxmlformats.org/markup-compatibility/2006" xmlns:aink="http://schemas.microsoft.com/office/drawing/2016/ink" xmlns:am3d="http://schemas.microsoft.com/office/drawing/2017/model3d" xmlns:o="urn:schemas-microsoft-com:office:office" xmlns:oel="http://schemas.microsoft.com/office/2019/extlst" xmlns:r="http://schemas.openxmlformats.org/officeDocument/2006/relationships" xmlns:m="http://schemas.openxmlformats.org/officeDocument/2006/math" xmlns:v="urn:schemas-microsoft-com:vml" xmlns:wp14="http://schemas.microsoft.com/office/word/2010/wordprocessingDrawing" xmlns:wp="http://schemas.openxmlformats.org/drawingml/2006/wordprocessingDrawing" xmlns:w10="urn:schemas-microsoft-com:office:word" xmlns:w="http://schemas.openxmlformats.org/wordprocessingml/2006/main" xmlns:w14="http://schemas.microsoft.com/office/word/2010/wordml" xmlns:w15="http://schemas.microsoft.com/office/word/2012/wordml" xmlns:w16cex="http://schemas.microsoft.com/office/word/2018/wordml/cex" xmlns:w16cid="http://schemas.microsoft.com/office/word/2016/wordml/cid" xmlns:w16="http://schemas.microsoft.com/office/word/2018/wordml" xmlns:w16sdtdh="http://schemas.microsoft.com/office/word/2020/wordml/sdtdatahash" xmlns:w16se="http://schemas.microsoft.com/office/word/2015/wordml/symex" xmlns:wpg="http://schemas.microsoft.com/office/word/2010/wordprocessingGroup" xmlns:wpi="http://schemas.microsoft.com/office/word/2010/wordprocessingInk" xmlns:wne="http://schemas.microsoft.com/office/word/2006/wordml" xmlns:wps="http://schemas.microsoft.com/office/word/2010/wordprocessingShape" mc:Ignorable="w14 w15 w16se w16cid w16 w16cex w16sdtdh wp14">
+<w:document xmlns:wpc="http://schemas.microsoft.com/office/word/2010/wordprocessingCanvas" xmlns:cx="http://schemas.microsoft.com/office/drawing/2014/chartex" xmlns:cx1="http://schemas.microsoft.com/office/drawing/2015/9/8/chartex" xmlns:cx2="http://schemas.microsoft.com/office/drawing/2015/10/21/chartex" xmlns:cx3="http://schemas.microsoft.com/office/drawing/2016/5/9/chartex" xmlns:cx4="http://schemas.microsoft.com/office/drawing/2016/5/10/chartex" xmlns:cx5="http://schemas.microsoft.com/office/drawing/2016/5/11/chartex" xmlns:cx6="http://schemas.microsoft.com/office/drawing/2016/5/12/chartex" xmlns:cx7="http://schemas.microsoft.com/office/drawing/2016/5/13/chartex" xmlns:cx8="http://schemas.microsoft.com/office/drawing/2016/5/14/chartex" xmlns:mc="http://schemas.openxmlformats.org/markup-compatibility/2006" xmlns:aink="http://schemas.microsoft.com/office/drawing/2016/ink" xmlns:am3d="http://schemas.microsoft.com/office/drawing/2017/model3d" xmlns:o="urn:schemas-microsoft-com:office:office" xmlns:oel="http://schemas.microsoft.com/office/2019/extlst" xmlns:r="http://schemas.openxmlformats.org/officeDocument/2006/relationships" xmlns:m="http://schemas.openxmlformats.org/officeDocument/2006/math" xmlns:v="urn:schemas-microsoft-com:vml" xmlns:wp14="http://schemas.microsoft.com/office/word/2010/wordprocessingDrawing" xmlns:wp="http://schemas.openxmlformats.org/drawingml/2006/wordprocessingDrawing" xmlns:w10="urn:schemas-microsoft-com:office:word" xmlns:w="http://schemas.openxmlformats.org/wordprocessingml/2006/main" xmlns:w14="http://schemas.microsoft.com/office/word/2010/wordml" xmlns:w15="http://schemas.microsoft.com/office/word/2012/wordml" xmlns:w16cex="http://schemas.microsoft.com/office/word/2018/wordml/cex" xmlns:w16cid="http://schemas.microsoft.com/office/word/2016/wordml/cid" xmlns:w16="http://schemas.microsoft.com/office/word/2018/wordml" xmlns:w16du="http://schemas.microsoft.com/office/word/2023/wordml/word16du" xmlns:w16sdtdh="http://schemas.microsoft.com/office/word/2020/wordml/sdtdatahash" xmlns:w16sdtfl="http://schemas.microsoft.com/office/word/2024/wordml/sdtformatlock" xmlns:w16se="http://schemas.microsoft.com/office/word/2015/wordml/symex" xmlns:wpg="http://schemas.microsoft.com/office/word/2010/wordprocessingGroup" xmlns:wpi="http://schemas.microsoft.com/office/word/2010/wordprocessingInk" xmlns:wne="http://schemas.microsoft.com/office/word/2006/wordml" xmlns:wps="http://schemas.microsoft.com/office/word/2010/wordprocessingShape" mc:Ignorable="w14 w15 w16se w16cid w16 w16cex w16sdtdh w16sdtfl w16du wp14">
   <w:body>
     <w:p>
       <w:r>
@@ -168,7 +168,7 @@
     </w:p>
     <w:p>
       <w:r>
-        <w:t>Detta dokument behandlar höga naturvärden i avverkningsanmälan A 2931-2026 i Ängelholms kommun. Denna avverkningsanmälan inkom 2026-01-16 00:00:00 och omfattar 3,5 ha.</w:t>
+        <w:t>Detta dokument behandlar höga naturvärden i avverkningsanmälan A 2931-2026 i Ängelholms kommun som inkom 2026-01-16 och omfattar 3,5 ha.</w:t>
       </w:r>
     </w:p>
     <w:p>
@@ -191,12 +191,15 @@
     </w:p>
     <w:p>
       <w:r>
-        <w:t>I avverkningsanmälan har följande 5 naturvårdsarter hittats: småvänderot (VU), entita (NT, §4), spillkråka (NT, §4), gröngöling (§4) och grönsiska (§4). Av dessa är 3 rödlistade. För rödlistade arter har rödlistekategorin angivits inom parentes. För fridlysta arter anges även paragrafen i Artskyddsförordningen som arten är fridlyst enligt.</w:t>
+        <w:t>I avverkningsanmälan har följande 5 naturvårdsarter hittats: småvänderot (VU), entita (NT, T, §4), spillkråka (T, §4), gröngöling (§4) och grönsiska (§4). Av dessa är 2 rödlistade. För rödlistade arter har rödlistekategorin angivits inom parentes. Typiska arter inom Natura 2000 som är kopplade till skogsekosystem har markerats med (T). För fridlysta arter anges även paragrafen i Artskyddsförordningen som arten är fridlyst enligt.</w:t>
       </w:r>
     </w:p>
     <w:p>
       <w:r>
-        <w:t>De påträffade naturvårdsarterna är ett tydligt kvitto på att detta rör sig om en skog med höga naturvärden. I Figur 1 visas en karta över det avverkningsanmälda området, där samtliga fyndplatser för naturvårdsarter som finns registrerade på Artportalen har markerats.</w:t>
+        <w:t>De påträffade naturvårdsarterna är ett tydligt kvitto på att det rör sig om en skog med höga naturvärden.</w:t>
+      </w:r>
+      <w:r>
+        <w:t xml:space="preserve"> I Figur 1 visas fyndplatser för naturvårdsarter i området, som finns registrerade på Artportalen.</w:t>
       </w:r>
     </w:p>
     <w:p>
@@ -206,7 +209,7 @@
       <w:r>
         <w:drawing>
           <wp:inline xmlns:a="http://schemas.openxmlformats.org/drawingml/2006/main" xmlns:pic="http://schemas.openxmlformats.org/drawingml/2006/picture">
-            <wp:extent cx="5486400" cy="5529586"/>
+            <wp:extent cx="5486400" cy="5426725"/>
             <wp:docPr id="1" name="Picture 1"/>
             <wp:cNvGraphicFramePr>
               <a:graphicFrameLocks noChangeAspect="1"/>
@@ -227,7 +230,7 @@
                   <pic:spPr>
                     <a:xfrm>
                       <a:off x="0" y="0"/>
-                      <a:ext cx="5486400" cy="5529586"/>
+                      <a:ext cx="5486400" cy="5426725"/>
                     </a:xfrm>
                     <a:prstGeom prst="rect"/>
                   </pic:spPr>
@@ -241,14 +244,15 @@
     <w:p>
       <w:pPr>
         <w:pStyle w:val="Caption"/>
+        <w:spacing w:after="240"/>
       </w:pPr>
       <w:r>
-        <w:t>Figur 1. Fyndplatser för naturvårdsarter i det avverkningsanmälda området (röd linje). Markörer utan svart kant är placerade på fyndplatsen. Markörer med svart kant är placerade vid sidan av fyndplatsen och har ett svart streck som visar fyndplatsens exakta position. Kartans mittpunktskoordinat är N 6248000, E 372789 i SWEREF 99 TM.</w:t>
+        <w:t>Figur 1. Fyndplatser för naturvårdsarter i avverkningsanmälan (röd linje). Markörer utan svart kant är placerade på fyndplatsen. Markörer med svart kant är placerade vid sidan av fyndplatsen och har ett svart streck som visar fyndplatsens exakta position. Kartans mittpunktskoordinat är N 6248000, E 372789 i SWEREF 99 TM.</w:t>
       </w:r>
     </w:p>
     <w:p>
       <w:pPr>
-        <w:pStyle w:val="Heading1"/>
+        <w:pStyle w:val="Heading2"/>
       </w:pPr>
       <w:r>
         <w:t>Fridlysta arter</w:t>
@@ -256,7 +260,7 @@
     </w:p>
     <w:p>
       <w:r>
-        <w:t>Följande fridlysta arter har sina livsmiljöer och växtplatser i den avverkningsanmälda skogen: entita (NT, §4), spillkråka (NT, §4), gröngöling (§4) och grönsiska (§4).</w:t>
+        <w:t>Följande fridlysta arter har sina livsmiljöer och växtplatser i den avverkningsanmälda skogen: entita (NT, T, §4), spillkråka (T, §4), gröngöling (§4) och grönsiska (§4).</w:t>
       </w:r>
     </w:p>
     <w:p>
@@ -325,6 +329,14 @@
     <w:p>
       <w:r>
         <w:t>I BILAGA 1 finns mer detaljerad information om ekologi samt krav på livsmiljö hos fridlysta arter.</w:t>
+      </w:r>
+    </w:p>
+    <w:p>
+      <w:pPr>
+        <w:pStyle w:val="Heading2"/>
+      </w:pPr>
+      <w:r>
+        <w:t>Övriga naturvårdsarter</w:t>
       </w:r>
     </w:p>
     <w:p>
@@ -433,7 +445,7 @@
         <w:rPr>
           <w:i/>
         </w:rPr>
-        <w:t>I det avverkningsanmälda skogsområdet har 5 naturvårdsarter varav 3 rödlistade arter sina livsmiljöer och växtplatser.</w:t>
+        <w:t>I det avverkningsanmälda skogsområdet har 5 naturvårdsarter varav 2 rödlistade arter sina livsmiljöer och växtplatser.</w:t>
       </w:r>
     </w:p>
     <w:p>
@@ -796,7 +808,7 @@
 </file>
 
 <file path=word/endnotes.xml><?xml version="1.0" encoding="utf-8"?>
-<w:endnotes xmlns:wpc="http://schemas.microsoft.com/office/word/2010/wordprocessingCanvas" xmlns:cx="http://schemas.microsoft.com/office/drawing/2014/chartex" xmlns:cx1="http://schemas.microsoft.com/office/drawing/2015/9/8/chartex" xmlns:cx2="http://schemas.microsoft.com/office/drawing/2015/10/21/chartex" xmlns:cx3="http://schemas.microsoft.com/office/drawing/2016/5/9/chartex" xmlns:cx4="http://schemas.microsoft.com/office/drawing/2016/5/10/chartex" xmlns:cx5="http://schemas.microsoft.com/office/drawing/2016/5/11/chartex" xmlns:cx6="http://schemas.microsoft.com/office/drawing/2016/5/12/chartex" xmlns:cx7="http://schemas.microsoft.com/office/drawing/2016/5/13/chartex" xmlns:cx8="http://schemas.microsoft.com/office/drawing/2016/5/14/chartex" xmlns:mc="http://schemas.openxmlformats.org/markup-compatibility/2006" xmlns:aink="http://schemas.microsoft.com/office/drawing/2016/ink" xmlns:am3d="http://schemas.microsoft.com/office/drawing/2017/model3d" xmlns:o="urn:schemas-microsoft-com:office:office" xmlns:oel="http://schemas.microsoft.com/office/2019/extlst" xmlns:r="http://schemas.openxmlformats.org/officeDocument/2006/relationships" xmlns:m="http://schemas.openxmlformats.org/officeDocument/2006/math" xmlns:v="urn:schemas-microsoft-com:vml" xmlns:wp14="http://schemas.microsoft.com/office/word/2010/wordprocessingDrawing" xmlns:wp="http://schemas.openxmlformats.org/drawingml/2006/wordprocessingDrawing" xmlns:w10="urn:schemas-microsoft-com:office:word" xmlns:w="http://schemas.openxmlformats.org/wordprocessingml/2006/main" xmlns:w14="http://schemas.microsoft.com/office/word/2010/wordml" xmlns:w15="http://schemas.microsoft.com/office/word/2012/wordml" xmlns:w16cex="http://schemas.microsoft.com/office/word/2018/wordml/cex" xmlns:w16cid="http://schemas.microsoft.com/office/word/2016/wordml/cid" xmlns:w16="http://schemas.microsoft.com/office/word/2018/wordml" xmlns:w16sdtdh="http://schemas.microsoft.com/office/word/2020/wordml/sdtdatahash" xmlns:w16se="http://schemas.microsoft.com/office/word/2015/wordml/symex" xmlns:wpg="http://schemas.microsoft.com/office/word/2010/wordprocessingGroup" xmlns:wpi="http://schemas.microsoft.com/office/word/2010/wordprocessingInk" xmlns:wne="http://schemas.microsoft.com/office/word/2006/wordml" xmlns:wps="http://schemas.microsoft.com/office/word/2010/wordprocessingShape" mc:Ignorable="w14 w15 w16se w16cid w16 w16cex w16sdtdh wp14">
+<w:endnotes xmlns:wpc="http://schemas.microsoft.com/office/word/2010/wordprocessingCanvas" xmlns:cx="http://schemas.microsoft.com/office/drawing/2014/chartex" xmlns:cx1="http://schemas.microsoft.com/office/drawing/2015/9/8/chartex" xmlns:cx2="http://schemas.microsoft.com/office/drawing/2015/10/21/chartex" xmlns:cx3="http://schemas.microsoft.com/office/drawing/2016/5/9/chartex" xmlns:cx4="http://schemas.microsoft.com/office/drawing/2016/5/10/chartex" xmlns:cx5="http://schemas.microsoft.com/office/drawing/2016/5/11/chartex" xmlns:cx6="http://schemas.microsoft.com/office/drawing/2016/5/12/chartex" xmlns:cx7="http://schemas.microsoft.com/office/drawing/2016/5/13/chartex" xmlns:cx8="http://schemas.microsoft.com/office/drawing/2016/5/14/chartex" xmlns:mc="http://schemas.openxmlformats.org/markup-compatibility/2006" xmlns:aink="http://schemas.microsoft.com/office/drawing/2016/ink" xmlns:am3d="http://schemas.microsoft.com/office/drawing/2017/model3d" xmlns:o="urn:schemas-microsoft-com:office:office" xmlns:oel="http://schemas.microsoft.com/office/2019/extlst" xmlns:r="http://schemas.openxmlformats.org/officeDocument/2006/relationships" xmlns:m="http://schemas.openxmlformats.org/officeDocument/2006/math" xmlns:v="urn:schemas-microsoft-com:vml" xmlns:wp14="http://schemas.microsoft.com/office/word/2010/wordprocessingDrawing" xmlns:wp="http://schemas.openxmlformats.org/drawingml/2006/wordprocessingDrawing" xmlns:w10="urn:schemas-microsoft-com:office:word" xmlns:w="http://schemas.openxmlformats.org/wordprocessingml/2006/main" xmlns:w14="http://schemas.microsoft.com/office/word/2010/wordml" xmlns:w15="http://schemas.microsoft.com/office/word/2012/wordml" xmlns:w16cex="http://schemas.microsoft.com/office/word/2018/wordml/cex" xmlns:w16cid="http://schemas.microsoft.com/office/word/2016/wordml/cid" xmlns:w16="http://schemas.microsoft.com/office/word/2018/wordml" xmlns:w16du="http://schemas.microsoft.com/office/word/2023/wordml/word16du" xmlns:w16sdtdh="http://schemas.microsoft.com/office/word/2020/wordml/sdtdatahash" xmlns:w16sdtfl="http://schemas.microsoft.com/office/word/2024/wordml/sdtformatlock" xmlns:w16se="http://schemas.microsoft.com/office/word/2015/wordml/symex" xmlns:wpg="http://schemas.microsoft.com/office/word/2010/wordprocessingGroup" xmlns:wpi="http://schemas.microsoft.com/office/word/2010/wordprocessingInk" xmlns:wne="http://schemas.microsoft.com/office/word/2006/wordml" xmlns:wps="http://schemas.microsoft.com/office/word/2010/wordprocessingShape" mc:Ignorable="w14 w15 w16se w16cid w16 w16cex w16sdtdh w16sdtfl w16du wp14">
   <w:endnote w:type="separator" w:id="-1">
     <w:p>
       <w:pPr>
@@ -821,7 +833,7 @@
 </file>
 
 <file path=word/footer1.xml><?xml version="1.0" encoding="utf-8"?>
-<w:ftr xmlns:wpc="http://schemas.microsoft.com/office/word/2010/wordprocessingCanvas" xmlns:cx="http://schemas.microsoft.com/office/drawing/2014/chartex" xmlns:cx1="http://schemas.microsoft.com/office/drawing/2015/9/8/chartex" xmlns:cx2="http://schemas.microsoft.com/office/drawing/2015/10/21/chartex" xmlns:cx3="http://schemas.microsoft.com/office/drawing/2016/5/9/chartex" xmlns:cx4="http://schemas.microsoft.com/office/drawing/2016/5/10/chartex" xmlns:cx5="http://schemas.microsoft.com/office/drawing/2016/5/11/chartex" xmlns:cx6="http://schemas.microsoft.com/office/drawing/2016/5/12/chartex" xmlns:cx7="http://schemas.microsoft.com/office/drawing/2016/5/13/chartex" xmlns:cx8="http://schemas.microsoft.com/office/drawing/2016/5/14/chartex" xmlns:mc="http://schemas.openxmlformats.org/markup-compatibility/2006" xmlns:aink="http://schemas.microsoft.com/office/drawing/2016/ink" xmlns:am3d="http://schemas.microsoft.com/office/drawing/2017/model3d" xmlns:o="urn:schemas-microsoft-com:office:office" xmlns:oel="http://schemas.microsoft.com/office/2019/extlst" xmlns:r="http://schemas.openxmlformats.org/officeDocument/2006/relationships" xmlns:m="http://schemas.openxmlformats.org/officeDocument/2006/math" xmlns:v="urn:schemas-microsoft-com:vml" xmlns:wp14="http://schemas.microsoft.com/office/word/2010/wordprocessingDrawing" xmlns:wp="http://schemas.openxmlformats.org/drawingml/2006/wordprocessingDrawing" xmlns:w10="urn:schemas-microsoft-com:office:word" xmlns:w="http://schemas.openxmlformats.org/wordprocessingml/2006/main" xmlns:w14="http://schemas.microsoft.com/office/word/2010/wordml" xmlns:w15="http://schemas.microsoft.com/office/word/2012/wordml" xmlns:w16cex="http://schemas.microsoft.com/office/word/2018/wordml/cex" xmlns:w16cid="http://schemas.microsoft.com/office/word/2016/wordml/cid" xmlns:w16="http://schemas.microsoft.com/office/word/2018/wordml" xmlns:w16sdtdh="http://schemas.microsoft.com/office/word/2020/wordml/sdtdatahash" xmlns:w16se="http://schemas.microsoft.com/office/word/2015/wordml/symex" xmlns:wpg="http://schemas.microsoft.com/office/word/2010/wordprocessingGroup" xmlns:wpi="http://schemas.microsoft.com/office/word/2010/wordprocessingInk" xmlns:wne="http://schemas.microsoft.com/office/word/2006/wordml" xmlns:wps="http://schemas.microsoft.com/office/word/2010/wordprocessingShape" mc:Ignorable="w14 w15 w16se w16cid w16 w16cex w16sdtdh wp14">
+<w:ftr xmlns:wpc="http://schemas.microsoft.com/office/word/2010/wordprocessingCanvas" xmlns:cx="http://schemas.microsoft.com/office/drawing/2014/chartex" xmlns:cx1="http://schemas.microsoft.com/office/drawing/2015/9/8/chartex" xmlns:cx2="http://schemas.microsoft.com/office/drawing/2015/10/21/chartex" xmlns:cx3="http://schemas.microsoft.com/office/drawing/2016/5/9/chartex" xmlns:cx4="http://schemas.microsoft.com/office/drawing/2016/5/10/chartex" xmlns:cx5="http://schemas.microsoft.com/office/drawing/2016/5/11/chartex" xmlns:cx6="http://schemas.microsoft.com/office/drawing/2016/5/12/chartex" xmlns:cx7="http://schemas.microsoft.com/office/drawing/2016/5/13/chartex" xmlns:cx8="http://schemas.microsoft.com/office/drawing/2016/5/14/chartex" xmlns:mc="http://schemas.openxmlformats.org/markup-compatibility/2006" xmlns:aink="http://schemas.microsoft.com/office/drawing/2016/ink" xmlns:am3d="http://schemas.microsoft.com/office/drawing/2017/model3d" xmlns:o="urn:schemas-microsoft-com:office:office" xmlns:oel="http://schemas.microsoft.com/office/2019/extlst" xmlns:r="http://schemas.openxmlformats.org/officeDocument/2006/relationships" xmlns:m="http://schemas.openxmlformats.org/officeDocument/2006/math" xmlns:v="urn:schemas-microsoft-com:vml" xmlns:wp14="http://schemas.microsoft.com/office/word/2010/wordprocessingDrawing" xmlns:wp="http://schemas.openxmlformats.org/drawingml/2006/wordprocessingDrawing" xmlns:w10="urn:schemas-microsoft-com:office:word" xmlns:w="http://schemas.openxmlformats.org/wordprocessingml/2006/main" xmlns:w14="http://schemas.microsoft.com/office/word/2010/wordml" xmlns:w15="http://schemas.microsoft.com/office/word/2012/wordml" xmlns:w16cex="http://schemas.microsoft.com/office/word/2018/wordml/cex" xmlns:w16cid="http://schemas.microsoft.com/office/word/2016/wordml/cid" xmlns:w16="http://schemas.microsoft.com/office/word/2018/wordml" xmlns:w16du="http://schemas.microsoft.com/office/word/2023/wordml/word16du" xmlns:w16sdtdh="http://schemas.microsoft.com/office/word/2020/wordml/sdtdatahash" xmlns:w16sdtfl="http://schemas.microsoft.com/office/word/2024/wordml/sdtformatlock" xmlns:w16se="http://schemas.microsoft.com/office/word/2015/wordml/symex" xmlns:wpg="http://schemas.microsoft.com/office/word/2010/wordprocessingGroup" xmlns:wpi="http://schemas.microsoft.com/office/word/2010/wordprocessingInk" xmlns:wne="http://schemas.microsoft.com/office/word/2006/wordml" xmlns:wps="http://schemas.microsoft.com/office/word/2010/wordprocessingShape" mc:Ignorable="w14 w15 w16se w16cid w16 w16cex w16sdtdh w16sdtfl w16du wp14">
   <w:p>
     <w:pPr>
       <w:pStyle w:val="Footer"/>
@@ -831,7 +843,7 @@
 </file>
 
 <file path=word/footer2.xml><?xml version="1.0" encoding="utf-8"?>
-<w:ftr xmlns:wpc="http://schemas.microsoft.com/office/word/2010/wordprocessingCanvas" xmlns:cx="http://schemas.microsoft.com/office/drawing/2014/chartex" xmlns:cx1="http://schemas.microsoft.com/office/drawing/2015/9/8/chartex" xmlns:cx2="http://schemas.microsoft.com/office/drawing/2015/10/21/chartex" xmlns:cx3="http://schemas.microsoft.com/office/drawing/2016/5/9/chartex" xmlns:cx4="http://schemas.microsoft.com/office/drawing/2016/5/10/chartex" xmlns:cx5="http://schemas.microsoft.com/office/drawing/2016/5/11/chartex" xmlns:cx6="http://schemas.microsoft.com/office/drawing/2016/5/12/chartex" xmlns:cx7="http://schemas.microsoft.com/office/drawing/2016/5/13/chartex" xmlns:cx8="http://schemas.microsoft.com/office/drawing/2016/5/14/chartex" xmlns:mc="http://schemas.openxmlformats.org/markup-compatibility/2006" xmlns:aink="http://schemas.microsoft.com/office/drawing/2016/ink" xmlns:am3d="http://schemas.microsoft.com/office/drawing/2017/model3d" xmlns:o="urn:schemas-microsoft-com:office:office" xmlns:oel="http://schemas.microsoft.com/office/2019/extlst" xmlns:r="http://schemas.openxmlformats.org/officeDocument/2006/relationships" xmlns:m="http://schemas.openxmlformats.org/officeDocument/2006/math" xmlns:v="urn:schemas-microsoft-com:vml" xmlns:wp14="http://schemas.microsoft.com/office/word/2010/wordprocessingDrawing" xmlns:wp="http://schemas.openxmlformats.org/drawingml/2006/wordprocessingDrawing" xmlns:w10="urn:schemas-microsoft-com:office:word" xmlns:w="http://schemas.openxmlformats.org/wordprocessingml/2006/main" xmlns:w14="http://schemas.microsoft.com/office/word/2010/wordml" xmlns:w15="http://schemas.microsoft.com/office/word/2012/wordml" xmlns:w16cex="http://schemas.microsoft.com/office/word/2018/wordml/cex" xmlns:w16cid="http://schemas.microsoft.com/office/word/2016/wordml/cid" xmlns:w16="http://schemas.microsoft.com/office/word/2018/wordml" xmlns:w16sdtdh="http://schemas.microsoft.com/office/word/2020/wordml/sdtdatahash" xmlns:w16se="http://schemas.microsoft.com/office/word/2015/wordml/symex" xmlns:wpg="http://schemas.microsoft.com/office/word/2010/wordprocessingGroup" xmlns:wpi="http://schemas.microsoft.com/office/word/2010/wordprocessingInk" xmlns:wne="http://schemas.microsoft.com/office/word/2006/wordml" xmlns:wps="http://schemas.microsoft.com/office/word/2010/wordprocessingShape" mc:Ignorable="w14 w15 w16se w16cid w16 w16cex w16sdtdh wp14">
+<w:ftr xmlns:wpc="http://schemas.microsoft.com/office/word/2010/wordprocessingCanvas" xmlns:cx="http://schemas.microsoft.com/office/drawing/2014/chartex" xmlns:cx1="http://schemas.microsoft.com/office/drawing/2015/9/8/chartex" xmlns:cx2="http://schemas.microsoft.com/office/drawing/2015/10/21/chartex" xmlns:cx3="http://schemas.microsoft.com/office/drawing/2016/5/9/chartex" xmlns:cx4="http://schemas.microsoft.com/office/drawing/2016/5/10/chartex" xmlns:cx5="http://schemas.microsoft.com/office/drawing/2016/5/11/chartex" xmlns:cx6="http://schemas.microsoft.com/office/drawing/2016/5/12/chartex" xmlns:cx7="http://schemas.microsoft.com/office/drawing/2016/5/13/chartex" xmlns:cx8="http://schemas.microsoft.com/office/drawing/2016/5/14/chartex" xmlns:mc="http://schemas.openxmlformats.org/markup-compatibility/2006" xmlns:aink="http://schemas.microsoft.com/office/drawing/2016/ink" xmlns:am3d="http://schemas.microsoft.com/office/drawing/2017/model3d" xmlns:o="urn:schemas-microsoft-com:office:office" xmlns:oel="http://schemas.microsoft.com/office/2019/extlst" xmlns:r="http://schemas.openxmlformats.org/officeDocument/2006/relationships" xmlns:m="http://schemas.openxmlformats.org/officeDocument/2006/math" xmlns:v="urn:schemas-microsoft-com:vml" xmlns:wp14="http://schemas.microsoft.com/office/word/2010/wordprocessingDrawing" xmlns:wp="http://schemas.openxmlformats.org/drawingml/2006/wordprocessingDrawing" xmlns:w10="urn:schemas-microsoft-com:office:word" xmlns:w="http://schemas.openxmlformats.org/wordprocessingml/2006/main" xmlns:w14="http://schemas.microsoft.com/office/word/2010/wordml" xmlns:w15="http://schemas.microsoft.com/office/word/2012/wordml" xmlns:w16cex="http://schemas.microsoft.com/office/word/2018/wordml/cex" xmlns:w16cid="http://schemas.microsoft.com/office/word/2016/wordml/cid" xmlns:w16="http://schemas.microsoft.com/office/word/2018/wordml" xmlns:w16du="http://schemas.microsoft.com/office/word/2023/wordml/word16du" xmlns:w16sdtdh="http://schemas.microsoft.com/office/word/2020/wordml/sdtdatahash" xmlns:w16sdtfl="http://schemas.microsoft.com/office/word/2024/wordml/sdtformatlock" xmlns:w16se="http://schemas.microsoft.com/office/word/2015/wordml/symex" xmlns:wpg="http://schemas.microsoft.com/office/word/2010/wordprocessingGroup" xmlns:wpi="http://schemas.microsoft.com/office/word/2010/wordprocessingInk" xmlns:wne="http://schemas.microsoft.com/office/word/2006/wordml" xmlns:wps="http://schemas.microsoft.com/office/word/2010/wordprocessingShape" mc:Ignorable="w14 w15 w16se w16cid w16 w16cex w16sdtdh w16sdtfl w16du wp14">
   <w:p>
     <w:pPr>
       <w:pStyle w:val="Footer"/>
@@ -841,7 +853,7 @@
 </file>
 
 <file path=word/footer3.xml><?xml version="1.0" encoding="utf-8"?>
-<w:ftr xmlns:wpc="http://schemas.microsoft.com/office/word/2010/wordprocessingCanvas" xmlns:cx="http://schemas.microsoft.com/office/drawing/2014/chartex" xmlns:cx1="http://schemas.microsoft.com/office/drawing/2015/9/8/chartex" xmlns:cx2="http://schemas.microsoft.com/office/drawing/2015/10/21/chartex" xmlns:cx3="http://schemas.microsoft.com/office/drawing/2016/5/9/chartex" xmlns:cx4="http://schemas.microsoft.com/office/drawing/2016/5/10/chartex" xmlns:cx5="http://schemas.microsoft.com/office/drawing/2016/5/11/chartex" xmlns:cx6="http://schemas.microsoft.com/office/drawing/2016/5/12/chartex" xmlns:cx7="http://schemas.microsoft.com/office/drawing/2016/5/13/chartex" xmlns:cx8="http://schemas.microsoft.com/office/drawing/2016/5/14/chartex" xmlns:mc="http://schemas.openxmlformats.org/markup-compatibility/2006" xmlns:aink="http://schemas.microsoft.com/office/drawing/2016/ink" xmlns:am3d="http://schemas.microsoft.com/office/drawing/2017/model3d" xmlns:o="urn:schemas-microsoft-com:office:office" xmlns:oel="http://schemas.microsoft.com/office/2019/extlst" xmlns:r="http://schemas.openxmlformats.org/officeDocument/2006/relationships" xmlns:m="http://schemas.openxmlformats.org/officeDocument/2006/math" xmlns:v="urn:schemas-microsoft-com:vml" xmlns:wp14="http://schemas.microsoft.com/office/word/2010/wordprocessingDrawing" xmlns:wp="http://schemas.openxmlformats.org/drawingml/2006/wordprocessingDrawing" xmlns:w10="urn:schemas-microsoft-com:office:word" xmlns:w="http://schemas.openxmlformats.org/wordprocessingml/2006/main" xmlns:w14="http://schemas.microsoft.com/office/word/2010/wordml" xmlns:w15="http://schemas.microsoft.com/office/word/2012/wordml" xmlns:w16cex="http://schemas.microsoft.com/office/word/2018/wordml/cex" xmlns:w16cid="http://schemas.microsoft.com/office/word/2016/wordml/cid" xmlns:w16="http://schemas.microsoft.com/office/word/2018/wordml" xmlns:w16sdtdh="http://schemas.microsoft.com/office/word/2020/wordml/sdtdatahash" xmlns:w16se="http://schemas.microsoft.com/office/word/2015/wordml/symex" xmlns:wpg="http://schemas.microsoft.com/office/word/2010/wordprocessingGroup" xmlns:wpi="http://schemas.microsoft.com/office/word/2010/wordprocessingInk" xmlns:wne="http://schemas.microsoft.com/office/word/2006/wordml" xmlns:wps="http://schemas.microsoft.com/office/word/2010/wordprocessingShape" mc:Ignorable="w14 w15 w16se w16cid w16 w16cex w16sdtdh wp14">
+<w:ftr xmlns:wpc="http://schemas.microsoft.com/office/word/2010/wordprocessingCanvas" xmlns:cx="http://schemas.microsoft.com/office/drawing/2014/chartex" xmlns:cx1="http://schemas.microsoft.com/office/drawing/2015/9/8/chartex" xmlns:cx2="http://schemas.microsoft.com/office/drawing/2015/10/21/chartex" xmlns:cx3="http://schemas.microsoft.com/office/drawing/2016/5/9/chartex" xmlns:cx4="http://schemas.microsoft.com/office/drawing/2016/5/10/chartex" xmlns:cx5="http://schemas.microsoft.com/office/drawing/2016/5/11/chartex" xmlns:cx6="http://schemas.microsoft.com/office/drawing/2016/5/12/chartex" xmlns:cx7="http://schemas.microsoft.com/office/drawing/2016/5/13/chartex" xmlns:cx8="http://schemas.microsoft.com/office/drawing/2016/5/14/chartex" xmlns:mc="http://schemas.openxmlformats.org/markup-compatibility/2006" xmlns:aink="http://schemas.microsoft.com/office/drawing/2016/ink" xmlns:am3d="http://schemas.microsoft.com/office/drawing/2017/model3d" xmlns:o="urn:schemas-microsoft-com:office:office" xmlns:oel="http://schemas.microsoft.com/office/2019/extlst" xmlns:r="http://schemas.openxmlformats.org/officeDocument/2006/relationships" xmlns:m="http://schemas.openxmlformats.org/officeDocument/2006/math" xmlns:v="urn:schemas-microsoft-com:vml" xmlns:wp14="http://schemas.microsoft.com/office/word/2010/wordprocessingDrawing" xmlns:wp="http://schemas.openxmlformats.org/drawingml/2006/wordprocessingDrawing" xmlns:w10="urn:schemas-microsoft-com:office:word" xmlns:w="http://schemas.openxmlformats.org/wordprocessingml/2006/main" xmlns:w14="http://schemas.microsoft.com/office/word/2010/wordml" xmlns:w15="http://schemas.microsoft.com/office/word/2012/wordml" xmlns:w16cex="http://schemas.microsoft.com/office/word/2018/wordml/cex" xmlns:w16cid="http://schemas.microsoft.com/office/word/2016/wordml/cid" xmlns:w16="http://schemas.microsoft.com/office/word/2018/wordml" xmlns:w16du="http://schemas.microsoft.com/office/word/2023/wordml/word16du" xmlns:w16sdtdh="http://schemas.microsoft.com/office/word/2020/wordml/sdtdatahash" xmlns:w16sdtfl="http://schemas.microsoft.com/office/word/2024/wordml/sdtformatlock" xmlns:w16se="http://schemas.microsoft.com/office/word/2015/wordml/symex" xmlns:wpg="http://schemas.microsoft.com/office/word/2010/wordprocessingGroup" xmlns:wpi="http://schemas.microsoft.com/office/word/2010/wordprocessingInk" xmlns:wne="http://schemas.microsoft.com/office/word/2006/wordml" xmlns:wps="http://schemas.microsoft.com/office/word/2010/wordprocessingShape" mc:Ignorable="w14 w15 w16se w16cid w16 w16cex w16sdtdh w16sdtfl w16du wp14">
   <w:p>
     <w:pPr>
       <w:pStyle w:val="Footer"/>
@@ -851,7 +863,7 @@
 </file>
 
 <file path=word/footnotes.xml><?xml version="1.0" encoding="utf-8"?>
-<w:footnotes xmlns:wpc="http://schemas.microsoft.com/office/word/2010/wordprocessingCanvas" xmlns:cx="http://schemas.microsoft.com/office/drawing/2014/chartex" xmlns:cx1="http://schemas.microsoft.com/office/drawing/2015/9/8/chartex" xmlns:cx2="http://schemas.microsoft.com/office/drawing/2015/10/21/chartex" xmlns:cx3="http://schemas.microsoft.com/office/drawing/2016/5/9/chartex" xmlns:cx4="http://schemas.microsoft.com/office/drawing/2016/5/10/chartex" xmlns:cx5="http://schemas.microsoft.com/office/drawing/2016/5/11/chartex" xmlns:cx6="http://schemas.microsoft.com/office/drawing/2016/5/12/chartex" xmlns:cx7="http://schemas.microsoft.com/office/drawing/2016/5/13/chartex" xmlns:cx8="http://schemas.microsoft.com/office/drawing/2016/5/14/chartex" xmlns:mc="http://schemas.openxmlformats.org/markup-compatibility/2006" xmlns:aink="http://schemas.microsoft.com/office/drawing/2016/ink" xmlns:am3d="http://schemas.microsoft.com/office/drawing/2017/model3d" xmlns:o="urn:schemas-microsoft-com:office:office" xmlns:oel="http://schemas.microsoft.com/office/2019/extlst" xmlns:r="http://schemas.openxmlformats.org/officeDocument/2006/relationships" xmlns:m="http://schemas.openxmlformats.org/officeDocument/2006/math" xmlns:v="urn:schemas-microsoft-com:vml" xmlns:wp14="http://schemas.microsoft.com/office/word/2010/wordprocessingDrawing" xmlns:wp="http://schemas.openxmlformats.org/drawingml/2006/wordprocessingDrawing" xmlns:w10="urn:schemas-microsoft-com:office:word" xmlns:w="http://schemas.openxmlformats.org/wordprocessingml/2006/main" xmlns:w14="http://schemas.microsoft.com/office/word/2010/wordml" xmlns:w15="http://schemas.microsoft.com/office/word/2012/wordml" xmlns:w16cex="http://schemas.microsoft.com/office/word/2018/wordml/cex" xmlns:w16cid="http://schemas.microsoft.com/office/word/2016/wordml/cid" xmlns:w16="http://schemas.microsoft.com/office/word/2018/wordml" xmlns:w16sdtdh="http://schemas.microsoft.com/office/word/2020/wordml/sdtdatahash" xmlns:w16se="http://schemas.microsoft.com/office/word/2015/wordml/symex" xmlns:wpg="http://schemas.microsoft.com/office/word/2010/wordprocessingGroup" xmlns:wpi="http://schemas.microsoft.com/office/word/2010/wordprocessingInk" xmlns:wne="http://schemas.microsoft.com/office/word/2006/wordml" xmlns:wps="http://schemas.microsoft.com/office/word/2010/wordprocessingShape" mc:Ignorable="w14 w15 w16se w16cid w16 w16cex w16sdtdh wp14">
+<w:footnotes xmlns:wpc="http://schemas.microsoft.com/office/word/2010/wordprocessingCanvas" xmlns:cx="http://schemas.microsoft.com/office/drawing/2014/chartex" xmlns:cx1="http://schemas.microsoft.com/office/drawing/2015/9/8/chartex" xmlns:cx2="http://schemas.microsoft.com/office/drawing/2015/10/21/chartex" xmlns:cx3="http://schemas.microsoft.com/office/drawing/2016/5/9/chartex" xmlns:cx4="http://schemas.microsoft.com/office/drawing/2016/5/10/chartex" xmlns:cx5="http://schemas.microsoft.com/office/drawing/2016/5/11/chartex" xmlns:cx6="http://schemas.microsoft.com/office/drawing/2016/5/12/chartex" xmlns:cx7="http://schemas.microsoft.com/office/drawing/2016/5/13/chartex" xmlns:cx8="http://schemas.microsoft.com/office/drawing/2016/5/14/chartex" xmlns:mc="http://schemas.openxmlformats.org/markup-compatibility/2006" xmlns:aink="http://schemas.microsoft.com/office/drawing/2016/ink" xmlns:am3d="http://schemas.microsoft.com/office/drawing/2017/model3d" xmlns:o="urn:schemas-microsoft-com:office:office" xmlns:oel="http://schemas.microsoft.com/office/2019/extlst" xmlns:r="http://schemas.openxmlformats.org/officeDocument/2006/relationships" xmlns:m="http://schemas.openxmlformats.org/officeDocument/2006/math" xmlns:v="urn:schemas-microsoft-com:vml" xmlns:wp14="http://schemas.microsoft.com/office/word/2010/wordprocessingDrawing" xmlns:wp="http://schemas.openxmlformats.org/drawingml/2006/wordprocessingDrawing" xmlns:w10="urn:schemas-microsoft-com:office:word" xmlns:w="http://schemas.openxmlformats.org/wordprocessingml/2006/main" xmlns:w14="http://schemas.microsoft.com/office/word/2010/wordml" xmlns:w15="http://schemas.microsoft.com/office/word/2012/wordml" xmlns:w16cex="http://schemas.microsoft.com/office/word/2018/wordml/cex" xmlns:w16cid="http://schemas.microsoft.com/office/word/2016/wordml/cid" xmlns:w16="http://schemas.microsoft.com/office/word/2018/wordml" xmlns:w16du="http://schemas.microsoft.com/office/word/2023/wordml/word16du" xmlns:w16sdtdh="http://schemas.microsoft.com/office/word/2020/wordml/sdtdatahash" xmlns:w16sdtfl="http://schemas.microsoft.com/office/word/2024/wordml/sdtformatlock" xmlns:w16se="http://schemas.microsoft.com/office/word/2015/wordml/symex" xmlns:wpg="http://schemas.microsoft.com/office/word/2010/wordprocessingGroup" xmlns:wpi="http://schemas.microsoft.com/office/word/2010/wordprocessingInk" xmlns:wne="http://schemas.microsoft.com/office/word/2006/wordml" xmlns:wps="http://schemas.microsoft.com/office/word/2010/wordprocessingShape" mc:Ignorable="w14 w15 w16se w16cid w16 w16cex w16sdtdh w16sdtfl w16du wp14">
   <w:footnote w:type="separator" w:id="-1">
     <w:p>
       <w:pPr>
@@ -876,7 +888,7 @@
 </file>
 
 <file path=word/header1.xml><?xml version="1.0" encoding="utf-8"?>
-<w:hdr xmlns:wpc="http://schemas.microsoft.com/office/word/2010/wordprocessingCanvas" xmlns:cx="http://schemas.microsoft.com/office/drawing/2014/chartex" xmlns:cx1="http://schemas.microsoft.com/office/drawing/2015/9/8/chartex" xmlns:cx2="http://schemas.microsoft.com/office/drawing/2015/10/21/chartex" xmlns:cx3="http://schemas.microsoft.com/office/drawing/2016/5/9/chartex" xmlns:cx4="http://schemas.microsoft.com/office/drawing/2016/5/10/chartex" xmlns:cx5="http://schemas.microsoft.com/office/drawing/2016/5/11/chartex" xmlns:cx6="http://schemas.microsoft.com/office/drawing/2016/5/12/chartex" xmlns:cx7="http://schemas.microsoft.com/office/drawing/2016/5/13/chartex" xmlns:cx8="http://schemas.microsoft.com/office/drawing/2016/5/14/chartex" xmlns:mc="http://schemas.openxmlformats.org/markup-compatibility/2006" xmlns:aink="http://schemas.microsoft.com/office/drawing/2016/ink" xmlns:am3d="http://schemas.microsoft.com/office/drawing/2017/model3d" xmlns:o="urn:schemas-microsoft-com:office:office" xmlns:oel="http://schemas.microsoft.com/office/2019/extlst" xmlns:r="http://schemas.openxmlformats.org/officeDocument/2006/relationships" xmlns:m="http://schemas.openxmlformats.org/officeDocument/2006/math" xmlns:v="urn:schemas-microsoft-com:vml" xmlns:wp14="http://schemas.microsoft.com/office/word/2010/wordprocessingDrawing" xmlns:wp="http://schemas.openxmlformats.org/drawingml/2006/wordprocessingDrawing" xmlns:w10="urn:schemas-microsoft-com:office:word" xmlns:w="http://schemas.openxmlformats.org/wordprocessingml/2006/main" xmlns:w14="http://schemas.microsoft.com/office/word/2010/wordml" xmlns:w15="http://schemas.microsoft.com/office/word/2012/wordml" xmlns:w16cex="http://schemas.microsoft.com/office/word/2018/wordml/cex" xmlns:w16cid="http://schemas.microsoft.com/office/word/2016/wordml/cid" xmlns:w16="http://schemas.microsoft.com/office/word/2018/wordml" xmlns:w16sdtdh="http://schemas.microsoft.com/office/word/2020/wordml/sdtdatahash" xmlns:w16se="http://schemas.microsoft.com/office/word/2015/wordml/symex" xmlns:wpg="http://schemas.microsoft.com/office/word/2010/wordprocessingGroup" xmlns:wpi="http://schemas.microsoft.com/office/word/2010/wordprocessingInk" xmlns:wne="http://schemas.microsoft.com/office/word/2006/wordml" xmlns:wps="http://schemas.microsoft.com/office/word/2010/wordprocessingShape" mc:Ignorable="w14 w15 w16se w16cid w16 w16cex w16sdtdh wp14">
+<w:hdr xmlns:wpc="http://schemas.microsoft.com/office/word/2010/wordprocessingCanvas" xmlns:cx="http://schemas.microsoft.com/office/drawing/2014/chartex" xmlns:cx1="http://schemas.microsoft.com/office/drawing/2015/9/8/chartex" xmlns:cx2="http://schemas.microsoft.com/office/drawing/2015/10/21/chartex" xmlns:cx3="http://schemas.microsoft.com/office/drawing/2016/5/9/chartex" xmlns:cx4="http://schemas.microsoft.com/office/drawing/2016/5/10/chartex" xmlns:cx5="http://schemas.microsoft.com/office/drawing/2016/5/11/chartex" xmlns:cx6="http://schemas.microsoft.com/office/drawing/2016/5/12/chartex" xmlns:cx7="http://schemas.microsoft.com/office/drawing/2016/5/13/chartex" xmlns:cx8="http://schemas.microsoft.com/office/drawing/2016/5/14/chartex" xmlns:mc="http://schemas.openxmlformats.org/markup-compatibility/2006" xmlns:aink="http://schemas.microsoft.com/office/drawing/2016/ink" xmlns:am3d="http://schemas.microsoft.com/office/drawing/2017/model3d" xmlns:o="urn:schemas-microsoft-com:office:office" xmlns:oel="http://schemas.microsoft.com/office/2019/extlst" xmlns:r="http://schemas.openxmlformats.org/officeDocument/2006/relationships" xmlns:m="http://schemas.openxmlformats.org/officeDocument/2006/math" xmlns:v="urn:schemas-microsoft-com:vml" xmlns:wp14="http://schemas.microsoft.com/office/word/2010/wordprocessingDrawing" xmlns:wp="http://schemas.openxmlformats.org/drawingml/2006/wordprocessingDrawing" xmlns:w10="urn:schemas-microsoft-com:office:word" xmlns:w="http://schemas.openxmlformats.org/wordprocessingml/2006/main" xmlns:w14="http://schemas.microsoft.com/office/word/2010/wordml" xmlns:w15="http://schemas.microsoft.com/office/word/2012/wordml" xmlns:w16cex="http://schemas.microsoft.com/office/word/2018/wordml/cex" xmlns:w16cid="http://schemas.microsoft.com/office/word/2016/wordml/cid" xmlns:w16="http://schemas.microsoft.com/office/word/2018/wordml" xmlns:w16du="http://schemas.microsoft.com/office/word/2023/wordml/word16du" xmlns:w16sdtdh="http://schemas.microsoft.com/office/word/2020/wordml/sdtdatahash" xmlns:w16sdtfl="http://schemas.microsoft.com/office/word/2024/wordml/sdtformatlock" xmlns:w16se="http://schemas.microsoft.com/office/word/2015/wordml/symex" xmlns:wpg="http://schemas.microsoft.com/office/word/2010/wordprocessingGroup" xmlns:wpi="http://schemas.microsoft.com/office/word/2010/wordprocessingInk" xmlns:wne="http://schemas.microsoft.com/office/word/2006/wordml" xmlns:wps="http://schemas.microsoft.com/office/word/2010/wordprocessingShape" mc:Ignorable="w14 w15 w16se w16cid w16 w16cex w16sdtdh w16sdtfl w16du wp14">
   <w:p>
     <w:pPr>
       <w:pStyle w:val="Header"/>
@@ -886,7 +898,7 @@
 </file>
 
 <file path=word/header2.xml><?xml version="1.0" encoding="utf-8"?>
-<w:hdr xmlns:wpc="http://schemas.microsoft.com/office/word/2010/wordprocessingCanvas" xmlns:cx="http://schemas.microsoft.com/office/drawing/2014/chartex" xmlns:cx1="http://schemas.microsoft.com/office/drawing/2015/9/8/chartex" xmlns:cx2="http://schemas.microsoft.com/office/drawing/2015/10/21/chartex" xmlns:cx3="http://schemas.microsoft.com/office/drawing/2016/5/9/chartex" xmlns:cx4="http://schemas.microsoft.com/office/drawing/2016/5/10/chartex" xmlns:cx5="http://schemas.microsoft.com/office/drawing/2016/5/11/chartex" xmlns:cx6="http://schemas.microsoft.com/office/drawing/2016/5/12/chartex" xmlns:cx7="http://schemas.microsoft.com/office/drawing/2016/5/13/chartex" xmlns:cx8="http://schemas.microsoft.com/office/drawing/2016/5/14/chartex" xmlns:mc="http://schemas.openxmlformats.org/markup-compatibility/2006" xmlns:aink="http://schemas.microsoft.com/office/drawing/2016/ink" xmlns:am3d="http://schemas.microsoft.com/office/drawing/2017/model3d" xmlns:o="urn:schemas-microsoft-com:office:office" xmlns:oel="http://schemas.microsoft.com/office/2019/extlst" xmlns:r="http://schemas.openxmlformats.org/officeDocument/2006/relationships" xmlns:m="http://schemas.openxmlformats.org/officeDocument/2006/math" xmlns:v="urn:schemas-microsoft-com:vml" xmlns:wp14="http://schemas.microsoft.com/office/word/2010/wordprocessingDrawing" xmlns:wp="http://schemas.openxmlformats.org/drawingml/2006/wordprocessingDrawing" xmlns:w10="urn:schemas-microsoft-com:office:word" xmlns:w="http://schemas.openxmlformats.org/wordprocessingml/2006/main" xmlns:w14="http://schemas.microsoft.com/office/word/2010/wordml" xmlns:w15="http://schemas.microsoft.com/office/word/2012/wordml" xmlns:w16cex="http://schemas.microsoft.com/office/word/2018/wordml/cex" xmlns:w16cid="http://schemas.microsoft.com/office/word/2016/wordml/cid" xmlns:w16="http://schemas.microsoft.com/office/word/2018/wordml" xmlns:w16sdtdh="http://schemas.microsoft.com/office/word/2020/wordml/sdtdatahash" xmlns:w16se="http://schemas.microsoft.com/office/word/2015/wordml/symex" xmlns:wpg="http://schemas.microsoft.com/office/word/2010/wordprocessingGroup" xmlns:wpi="http://schemas.microsoft.com/office/word/2010/wordprocessingInk" xmlns:wne="http://schemas.microsoft.com/office/word/2006/wordml" xmlns:wps="http://schemas.microsoft.com/office/word/2010/wordprocessingShape" mc:Ignorable="w14 w15 w16se w16cid w16 w16cex w16sdtdh wp14">
+<w:hdr xmlns:wpc="http://schemas.microsoft.com/office/word/2010/wordprocessingCanvas" xmlns:cx="http://schemas.microsoft.com/office/drawing/2014/chartex" xmlns:cx1="http://schemas.microsoft.com/office/drawing/2015/9/8/chartex" xmlns:cx2="http://schemas.microsoft.com/office/drawing/2015/10/21/chartex" xmlns:cx3="http://schemas.microsoft.com/office/drawing/2016/5/9/chartex" xmlns:cx4="http://schemas.microsoft.com/office/drawing/2016/5/10/chartex" xmlns:cx5="http://schemas.microsoft.com/office/drawing/2016/5/11/chartex" xmlns:cx6="http://schemas.microsoft.com/office/drawing/2016/5/12/chartex" xmlns:cx7="http://schemas.microsoft.com/office/drawing/2016/5/13/chartex" xmlns:cx8="http://schemas.microsoft.com/office/drawing/2016/5/14/chartex" xmlns:mc="http://schemas.openxmlformats.org/markup-compatibility/2006" xmlns:aink="http://schemas.microsoft.com/office/drawing/2016/ink" xmlns:am3d="http://schemas.microsoft.com/office/drawing/2017/model3d" xmlns:o="urn:schemas-microsoft-com:office:office" xmlns:oel="http://schemas.microsoft.com/office/2019/extlst" xmlns:r="http://schemas.openxmlformats.org/officeDocument/2006/relationships" xmlns:m="http://schemas.openxmlformats.org/officeDocument/2006/math" xmlns:v="urn:schemas-microsoft-com:vml" xmlns:wp14="http://schemas.microsoft.com/office/word/2010/wordprocessingDrawing" xmlns:wp="http://schemas.openxmlformats.org/drawingml/2006/wordprocessingDrawing" xmlns:w10="urn:schemas-microsoft-com:office:word" xmlns:w="http://schemas.openxmlformats.org/wordprocessingml/2006/main" xmlns:w14="http://schemas.microsoft.com/office/word/2010/wordml" xmlns:w15="http://schemas.microsoft.com/office/word/2012/wordml" xmlns:w16cex="http://schemas.microsoft.com/office/word/2018/wordml/cex" xmlns:w16cid="http://schemas.microsoft.com/office/word/2016/wordml/cid" xmlns:w16="http://schemas.microsoft.com/office/word/2018/wordml" xmlns:w16du="http://schemas.microsoft.com/office/word/2023/wordml/word16du" xmlns:w16sdtdh="http://schemas.microsoft.com/office/word/2020/wordml/sdtdatahash" xmlns:w16sdtfl="http://schemas.microsoft.com/office/word/2024/wordml/sdtformatlock" xmlns:w16se="http://schemas.microsoft.com/office/word/2015/wordml/symex" xmlns:wpg="http://schemas.microsoft.com/office/word/2010/wordprocessingGroup" xmlns:wpi="http://schemas.microsoft.com/office/word/2010/wordprocessingInk" xmlns:wne="http://schemas.microsoft.com/office/word/2006/wordml" xmlns:wps="http://schemas.microsoft.com/office/word/2010/wordprocessingShape" mc:Ignorable="w14 w15 w16se w16cid w16 w16cex w16sdtdh w16sdtfl w16du wp14">
   <w:p>
     <w:pPr>
       <w:pStyle w:val="Header"/>
@@ -897,7 +909,7 @@
 </file>
 
 <file path=word/header3.xml><?xml version="1.0" encoding="utf-8"?>
-<w:hdr xmlns:wpc="http://schemas.microsoft.com/office/word/2010/wordprocessingCanvas" xmlns:cx="http://schemas.microsoft.com/office/drawing/2014/chartex" xmlns:cx1="http://schemas.microsoft.com/office/drawing/2015/9/8/chartex" xmlns:cx2="http://schemas.microsoft.com/office/drawing/2015/10/21/chartex" xmlns:cx3="http://schemas.microsoft.com/office/drawing/2016/5/9/chartex" xmlns:cx4="http://schemas.microsoft.com/office/drawing/2016/5/10/chartex" xmlns:cx5="http://schemas.microsoft.com/office/drawing/2016/5/11/chartex" xmlns:cx6="http://schemas.microsoft.com/office/drawing/2016/5/12/chartex" xmlns:cx7="http://schemas.microsoft.com/office/drawing/2016/5/13/chartex" xmlns:cx8="http://schemas.microsoft.com/office/drawing/2016/5/14/chartex" xmlns:mc="http://schemas.openxmlformats.org/markup-compatibility/2006" xmlns:aink="http://schemas.microsoft.com/office/drawing/2016/ink" xmlns:am3d="http://schemas.microsoft.com/office/drawing/2017/model3d" xmlns:o="urn:schemas-microsoft-com:office:office" xmlns:oel="http://schemas.microsoft.com/office/2019/extlst" xmlns:r="http://schemas.openxmlformats.org/officeDocument/2006/relationships" xmlns:m="http://schemas.openxmlformats.org/officeDocument/2006/math" xmlns:v="urn:schemas-microsoft-com:vml" xmlns:wp14="http://schemas.microsoft.com/office/word/2010/wordprocessingDrawing" xmlns:wp="http://schemas.openxmlformats.org/drawingml/2006/wordprocessingDrawing" xmlns:w10="urn:schemas-microsoft-com:office:word" xmlns:w="http://schemas.openxmlformats.org/wordprocessingml/2006/main" xmlns:w14="http://schemas.microsoft.com/office/word/2010/wordml" xmlns:w15="http://schemas.microsoft.com/office/word/2012/wordml" xmlns:w16cex="http://schemas.microsoft.com/office/word/2018/wordml/cex" xmlns:w16cid="http://schemas.microsoft.com/office/word/2016/wordml/cid" xmlns:w16="http://schemas.microsoft.com/office/word/2018/wordml" xmlns:w16sdtdh="http://schemas.microsoft.com/office/word/2020/wordml/sdtdatahash" xmlns:w16se="http://schemas.microsoft.com/office/word/2015/wordml/symex" xmlns:wpg="http://schemas.microsoft.com/office/word/2010/wordprocessingGroup" xmlns:wpi="http://schemas.microsoft.com/office/word/2010/wordprocessingInk" xmlns:wne="http://schemas.microsoft.com/office/word/2006/wordml" xmlns:wps="http://schemas.microsoft.com/office/word/2010/wordprocessingShape" mc:Ignorable="w14 w15 w16se w16cid w16 w16cex w16sdtdh wp14">
+<w:hdr xmlns:wpc="http://schemas.microsoft.com/office/word/2010/wordprocessingCanvas" xmlns:cx="http://schemas.microsoft.com/office/drawing/2014/chartex" xmlns:cx1="http://schemas.microsoft.com/office/drawing/2015/9/8/chartex" xmlns:cx2="http://schemas.microsoft.com/office/drawing/2015/10/21/chartex" xmlns:cx3="http://schemas.microsoft.com/office/drawing/2016/5/9/chartex" xmlns:cx4="http://schemas.microsoft.com/office/drawing/2016/5/10/chartex" xmlns:cx5="http://schemas.microsoft.com/office/drawing/2016/5/11/chartex" xmlns:cx6="http://schemas.microsoft.com/office/drawing/2016/5/12/chartex" xmlns:cx7="http://schemas.microsoft.com/office/drawing/2016/5/13/chartex" xmlns:cx8="http://schemas.microsoft.com/office/drawing/2016/5/14/chartex" xmlns:mc="http://schemas.openxmlformats.org/markup-compatibility/2006" xmlns:aink="http://schemas.microsoft.com/office/drawing/2016/ink" xmlns:am3d="http://schemas.microsoft.com/office/drawing/2017/model3d" xmlns:o="urn:schemas-microsoft-com:office:office" xmlns:oel="http://schemas.microsoft.com/office/2019/extlst" xmlns:r="http://schemas.openxmlformats.org/officeDocument/2006/relationships" xmlns:m="http://schemas.openxmlformats.org/officeDocument/2006/math" xmlns:v="urn:schemas-microsoft-com:vml" xmlns:wp14="http://schemas.microsoft.com/office/word/2010/wordprocessingDrawing" xmlns:wp="http://schemas.openxmlformats.org/drawingml/2006/wordprocessingDrawing" xmlns:w10="urn:schemas-microsoft-com:office:word" xmlns:w="http://schemas.openxmlformats.org/wordprocessingml/2006/main" xmlns:w14="http://schemas.microsoft.com/office/word/2010/wordml" xmlns:w15="http://schemas.microsoft.com/office/word/2012/wordml" xmlns:w16cex="http://schemas.microsoft.com/office/word/2018/wordml/cex" xmlns:w16cid="http://schemas.microsoft.com/office/word/2016/wordml/cid" xmlns:w16="http://schemas.microsoft.com/office/word/2018/wordml" xmlns:w16du="http://schemas.microsoft.com/office/word/2023/wordml/word16du" xmlns:w16sdtdh="http://schemas.microsoft.com/office/word/2020/wordml/sdtdatahash" xmlns:w16sdtfl="http://schemas.microsoft.com/office/word/2024/wordml/sdtformatlock" xmlns:w16se="http://schemas.microsoft.com/office/word/2015/wordml/symex" xmlns:wpg="http://schemas.microsoft.com/office/word/2010/wordprocessingGroup" xmlns:wpi="http://schemas.microsoft.com/office/word/2010/wordprocessingInk" xmlns:wne="http://schemas.microsoft.com/office/word/2006/wordml" xmlns:wps="http://schemas.microsoft.com/office/word/2010/wordprocessingShape" mc:Ignorable="w14 w15 w16se w16cid w16 w16cex w16sdtdh w16sdtfl w16du wp14">
   <w:p>
     <w:pPr>
       <w:pStyle w:val="Header"/>
@@ -906,7 +918,7 @@
     <w:r>
       <w:tab/>
       <w:tab/>
-      <w:t>2026-06-17</w:t>
+      <w:t>2026-06-18</w:t>
       <w:br/>
       <w:br/>
     </w:r>
@@ -923,7 +935,7 @@
 </file>
 
 <file path=word/numbering.xml><?xml version="1.0" encoding="utf-8"?>
-<w:numbering xmlns:wpc="http://schemas.microsoft.com/office/word/2010/wordprocessingCanvas" xmlns:cx="http://schemas.microsoft.com/office/drawing/2014/chartex" xmlns:cx1="http://schemas.microsoft.com/office/drawing/2015/9/8/chartex" xmlns:cx2="http://schemas.microsoft.com/office/drawing/2015/10/21/chartex" xmlns:cx3="http://schemas.microsoft.com/office/drawing/2016/5/9/chartex" xmlns:cx4="http://schemas.microsoft.com/office/drawing/2016/5/10/chartex" xmlns:cx5="http://schemas.microsoft.com/office/drawing/2016/5/11/chartex" xmlns:cx6="http://schemas.microsoft.com/office/drawing/2016/5/12/chartex" xmlns:cx7="http://schemas.microsoft.com/office/drawing/2016/5/13/chartex" xmlns:cx8="http://schemas.microsoft.com/office/drawing/2016/5/14/chartex" xmlns:mc="http://schemas.openxmlformats.org/markup-compatibility/2006" xmlns:aink="http://schemas.microsoft.com/office/drawing/2016/ink" xmlns:am3d="http://schemas.microsoft.com/office/drawing/2017/model3d" xmlns:o="urn:schemas-microsoft-com:office:office" xmlns:oel="http://schemas.microsoft.com/office/2019/extlst" xmlns:r="http://schemas.openxmlformats.org/officeDocument/2006/relationships" xmlns:m="http://schemas.openxmlformats.org/officeDocument/2006/math" xmlns:v="urn:schemas-microsoft-com:vml" xmlns:wp14="http://schemas.microsoft.com/office/word/2010/wordprocessingDrawing" xmlns:wp="http://schemas.openxmlformats.org/drawingml/2006/wordprocessingDrawing" xmlns:w10="urn:schemas-microsoft-com:office:word" xmlns:w="http://schemas.openxmlformats.org/wordprocessingml/2006/main" xmlns:w14="http://schemas.microsoft.com/office/word/2010/wordml" xmlns:w15="http://schemas.microsoft.com/office/word/2012/wordml" xmlns:w16cex="http://schemas.microsoft.com/office/word/2018/wordml/cex" xmlns:w16cid="http://schemas.microsoft.com/office/word/2016/wordml/cid" xmlns:w16="http://schemas.microsoft.com/office/word/2018/wordml" xmlns:w16sdtdh="http://schemas.microsoft.com/office/word/2020/wordml/sdtdatahash" xmlns:w16se="http://schemas.microsoft.com/office/word/2015/wordml/symex" xmlns:wpg="http://schemas.microsoft.com/office/word/2010/wordprocessingGroup" xmlns:wpi="http://schemas.microsoft.com/office/word/2010/wordprocessingInk" xmlns:wne="http://schemas.microsoft.com/office/word/2006/wordml" xmlns:wps="http://schemas.microsoft.com/office/word/2010/wordprocessingShape" mc:Ignorable="w14 w15 w16se w16cid w16 w16cex w16sdtdh wp14">
+<w:numbering xmlns:wpc="http://schemas.microsoft.com/office/word/2010/wordprocessingCanvas" xmlns:cx="http://schemas.microsoft.com/office/drawing/2014/chartex" xmlns:cx1="http://schemas.microsoft.com/office/drawing/2015/9/8/chartex" xmlns:cx2="http://schemas.microsoft.com/office/drawing/2015/10/21/chartex" xmlns:cx3="http://schemas.microsoft.com/office/drawing/2016/5/9/chartex" xmlns:cx4="http://schemas.microsoft.com/office/drawing/2016/5/10/chartex" xmlns:cx5="http://schemas.microsoft.com/office/drawing/2016/5/11/chartex" xmlns:cx6="http://schemas.microsoft.com/office/drawing/2016/5/12/chartex" xmlns:cx7="http://schemas.microsoft.com/office/drawing/2016/5/13/chartex" xmlns:cx8="http://schemas.microsoft.com/office/drawing/2016/5/14/chartex" xmlns:mc="http://schemas.openxmlformats.org/markup-compatibility/2006" xmlns:aink="http://schemas.microsoft.com/office/drawing/2016/ink" xmlns:am3d="http://schemas.microsoft.com/office/drawing/2017/model3d" xmlns:o="urn:schemas-microsoft-com:office:office" xmlns:oel="http://schemas.microsoft.com/office/2019/extlst" xmlns:r="http://schemas.openxmlformats.org/officeDocument/2006/relationships" xmlns:m="http://schemas.openxmlformats.org/officeDocument/2006/math" xmlns:v="urn:schemas-microsoft-com:vml" xmlns:wp14="http://schemas.microsoft.com/office/word/2010/wordprocessingDrawing" xmlns:wp="http://schemas.openxmlformats.org/drawingml/2006/wordprocessingDrawing" xmlns:w10="urn:schemas-microsoft-com:office:word" xmlns:w="http://schemas.openxmlformats.org/wordprocessingml/2006/main" xmlns:w14="http://schemas.microsoft.com/office/word/2010/wordml" xmlns:w15="http://schemas.microsoft.com/office/word/2012/wordml" xmlns:w16cex="http://schemas.microsoft.com/office/word/2018/wordml/cex" xmlns:w16cid="http://schemas.microsoft.com/office/word/2016/wordml/cid" xmlns:w16="http://schemas.microsoft.com/office/word/2018/wordml" xmlns:w16du="http://schemas.microsoft.com/office/word/2023/wordml/word16du" xmlns:w16sdtdh="http://schemas.microsoft.com/office/word/2020/wordml/sdtdatahash" xmlns:w16sdtfl="http://schemas.microsoft.com/office/word/2024/wordml/sdtformatlock" xmlns:w16se="http://schemas.microsoft.com/office/word/2015/wordml/symex" xmlns:wpg="http://schemas.microsoft.com/office/word/2010/wordprocessingGroup" xmlns:wpi="http://schemas.microsoft.com/office/word/2010/wordprocessingInk" xmlns:wne="http://schemas.microsoft.com/office/word/2006/wordml" xmlns:wps="http://schemas.microsoft.com/office/word/2010/wordprocessingShape" mc:Ignorable="w14 w15 w16se w16cid w16 w16cex w16sdtdh w16sdtfl w16du wp14">
   <w:abstractNum w:abstractNumId="0" w15:restartNumberingAfterBreak="0">
     <w:nsid w:val="FFFFFF7C"/>
     <w:multiLevelType w:val="singleLevel"/>
@@ -1126,7 +1138,7 @@
 </file>
 
 <file path=word/styles.xml><?xml version="1.0" encoding="utf-8"?>
-<w:styles xmlns:mc="http://schemas.openxmlformats.org/markup-compatibility/2006" xmlns:r="http://schemas.openxmlformats.org/officeDocument/2006/relationships" xmlns:w="http://schemas.openxmlformats.org/wordprocessingml/2006/main" xmlns:w14="http://schemas.microsoft.com/office/word/2010/wordml" xmlns:w15="http://schemas.microsoft.com/office/word/2012/wordml" xmlns:w16cex="http://schemas.microsoft.com/office/word/2018/wordml/cex" xmlns:w16cid="http://schemas.microsoft.com/office/word/2016/wordml/cid" xmlns:w16="http://schemas.microsoft.com/office/word/2018/wordml" xmlns:w16sdtdh="http://schemas.microsoft.com/office/word/2020/wordml/sdtdatahash" xmlns:w16se="http://schemas.microsoft.com/office/word/2015/wordml/symex" mc:Ignorable="w14 w15 w16se w16cid w16 w16cex w16sdtdh">
+<w:styles xmlns:mc="http://schemas.openxmlformats.org/markup-compatibility/2006" xmlns:r="http://schemas.openxmlformats.org/officeDocument/2006/relationships" xmlns:w="http://schemas.openxmlformats.org/wordprocessingml/2006/main" xmlns:w14="http://schemas.microsoft.com/office/word/2010/wordml" xmlns:w15="http://schemas.microsoft.com/office/word/2012/wordml" xmlns:w16cex="http://schemas.microsoft.com/office/word/2018/wordml/cex" xmlns:w16cid="http://schemas.microsoft.com/office/word/2016/wordml/cid" xmlns:w16="http://schemas.microsoft.com/office/word/2018/wordml" xmlns:w16du="http://schemas.microsoft.com/office/word/2023/wordml/word16du" xmlns:w16sdtdh="http://schemas.microsoft.com/office/word/2020/wordml/sdtdatahash" xmlns:w16sdtfl="http://schemas.microsoft.com/office/word/2024/wordml/sdtformatlock" xmlns:w16se="http://schemas.microsoft.com/office/word/2015/wordml/symex" mc:Ignorable="w14 w15 w16se w16cid w16 w16cex w16sdtdh w16sdtfl w16du">
   <w:docDefaults>
     <w:rPrDefault>
       <w:rPr>
@@ -1884,7 +1896,7 @@
     <w:link w:val="TitleChar"/>
     <w:uiPriority w:val="10"/>
     <w:qFormat/>
-    <w:rsid w:val="007106C8"/>
+    <w:rsid w:val="00E854FA"/>
     <w:pPr>
       <w:spacing w:after="300" w:line="240" w:lineRule="auto"/>
       <w:contextualSpacing/>
@@ -1894,7 +1906,7 @@
       <w:rFonts w:eastAsiaTheme="majorEastAsia" w:cstheme="majorBidi"/>
       <w:spacing w:val="5"/>
       <w:kern w:val="28"/>
-      <w:sz w:val="52"/>
+      <w:sz w:val="40"/>
       <w:szCs w:val="52"/>
       <w:lang w:val="sv-SE" w:eastAsia="en-US" w:bidi="ar-SA"/>
     </w:rPr>
@@ -1904,12 +1916,12 @@
     <w:basedOn w:val="DefaultParagraphFont"/>
     <w:link w:val="Title"/>
     <w:uiPriority w:val="10"/>
-    <w:rsid w:val="007106C8"/>
+    <w:rsid w:val="00E854FA"/>
     <w:rPr>
       <w:rFonts w:ascii="Times New Roman" w:eastAsiaTheme="majorEastAsia" w:hAnsi="Times New Roman" w:cstheme="majorBidi"/>
       <w:spacing w:val="5"/>
       <w:kern w:val="28"/>
-      <w:sz w:val="52"/>
+      <w:sz w:val="40"/>
       <w:szCs w:val="52"/>
       <w:lang w:val="sv-SE" w:eastAsia="en-US" w:bidi="ar-SA"/>
     </w:rPr>

--- a/klagomål/A 2931-2026 FSC-klagomål.docx
+++ b/klagomål/A 2931-2026 FSC-klagomål.docx
@@ -918,7 +918,7 @@
     <w:r>
       <w:tab/>
       <w:tab/>
-      <w:t>2026-06-18</w:t>
+      <w:t>2026-06-19</w:t>
       <w:br/>
       <w:br/>
     </w:r>

--- a/klagomål/A 2931-2026 FSC-klagomål.docx
+++ b/klagomål/A 2931-2026 FSC-klagomål.docx
@@ -918,7 +918,7 @@
     <w:r>
       <w:tab/>
       <w:tab/>
-      <w:t>2026-06-19</w:t>
+      <w:t>2026-06-20</w:t>
       <w:br/>
       <w:br/>
     </w:r>

--- a/klagomål/A 2931-2026 FSC-klagomål.docx
+++ b/klagomål/A 2931-2026 FSC-klagomål.docx
@@ -168,38 +168,7 @@
     </w:p>
     <w:p>
       <w:r>
-        <w:t>Detta dokument behandlar höga naturvärden i avverkningsanmälan A 2931-2026 i Ängelholms kommun som inkom 2026-01-16 och omfattar 3,5 ha.</w:t>
-      </w:r>
-    </w:p>
-    <w:p>
-      <w:r>
-        <w:t>Nedan presenteras fynd av naturvårdsarter och fridlysta arter som gjorts i det avverkningsanmälda området, samt relevanta utdrag ur standarderna för FSC, Chain of Custody, Controlled Wood och PEFC. I BILAGA 1 finns artfakta om fridlysta arter.</w:t>
-      </w:r>
-    </w:p>
-    <w:p>
-      <w:r>
-        <w:t>Vi förväntar oss att ni återkommer med ett skriftligt svar på vårt klagomål och även beskriver vilka korrigerande åtgärder ni satt in för att rätta till identifierade brister i er efterlevnad av den svenska FSC standarden.</w:t>
-      </w:r>
-    </w:p>
-    <w:p>
-      <w:pPr>
-        <w:pStyle w:val="Heading1"/>
-      </w:pPr>
-      <w:r>
-        <w:t>Naturvårdsarter</w:t>
-      </w:r>
-    </w:p>
-    <w:p>
-      <w:r>
-        <w:t>I avverkningsanmälan har följande 5 naturvårdsarter hittats: småvänderot (VU), entita (NT, T, §4), spillkråka (T, §4), gröngöling (§4) och grönsiska (§4). Av dessa är 2 rödlistade. För rödlistade arter har rödlistekategorin angivits inom parentes. Typiska arter inom Natura 2000 som är kopplade till skogsekosystem har markerats med (T). För fridlysta arter anges även paragrafen i Artskyddsförordningen som arten är fridlyst enligt.</w:t>
-      </w:r>
-    </w:p>
-    <w:p>
-      <w:r>
-        <w:t>De påträffade naturvårdsarterna är ett tydligt kvitto på att det rör sig om en skog med höga naturvärden.</w:t>
-      </w:r>
-      <w:r>
-        <w:t xml:space="preserve"> I Figur 1 visas fyndplatser för naturvårdsarter i området, som finns registrerade på Artportalen.</w:t>
+        <w:t>Detta klagomål behandlar höga naturvärden i avverkningsanmälan A 2931-2026 i Ängelholms kommun som inkom 2026-01-16 och omfattar 3,5 ha.</w:t>
       </w:r>
     </w:p>
     <w:p>
@@ -247,34 +216,35 @@
         <w:spacing w:after="240"/>
       </w:pPr>
       <w:r>
-        <w:t>Figur 1. Fyndplatser för naturvårdsarter i avverkningsanmälan (röd linje). Markörer utan svart kant är placerade på fyndplatsen. Markörer med svart kant är placerade vid sidan av fyndplatsen och har ett svart streck som visar fyndplatsens exakta position. Kartans mittpunktskoordinat är N 6248000, E 372789 i SWEREF 99 TM.</w:t>
+        <w:t>Figur 1. Fyndplatser för naturvårdsarter i avverkningsanmälan. Markörer utan svart kant är placerade på fyndplatsen. Markörer med svart kant är placerade vid sidan av fyndplatsen har ett svart streck som visar fyndplatsens exakta position. Kartans mittpunktskoordinat är N 6248000, E 372789 i SWEREF 99 TM.</w:t>
+      </w:r>
+    </w:p>
+    <w:p>
+      <w:r>
+        <w:t>I avverkningsanmälan finns fynd av 5 naturvårdsarter, varav 2 är rödlistade, 4 är fridlysta och 2 är typiska (T): småvänderot (VU), entita (NT, T, §4), spillkråka (T, §4), gröngöling (§4) och grönsiska (§4). Se Figur 1.</w:t>
+      </w:r>
+    </w:p>
+    <w:p>
+      <w:r>
+        <w:t>Nedan presenteras relevanta utdrag ur standarderna för FSC, Chain of Custody, Controlled Wood och PEFC.</w:t>
+      </w:r>
+    </w:p>
+    <w:p>
+      <w:r>
+        <w:t>Vi förväntar oss att ni återkommer med ett skriftligt svar på vårt klagomål och även beskriver vilka korrigerande åtgärder ni satt in för att rätta till identifierade brister i er efterlevnad av den svenska FSC standarden.</w:t>
       </w:r>
     </w:p>
     <w:p>
       <w:pPr>
-        <w:pStyle w:val="Heading2"/>
+        <w:pStyle w:val="Heading1"/>
       </w:pPr>
       <w:r>
-        <w:t>Fridlysta arter</w:t>
+        <w:t>Naturvårdsarter och fridlysta arter</w:t>
       </w:r>
     </w:p>
     <w:p>
       <w:r>
-        <w:t>Följande fridlysta arter har sina livsmiljöer och växtplatser i den avverkningsanmälda skogen: entita (NT, T, §4), spillkråka (T, §4), gröngöling (§4) och grönsiska (§4).</w:t>
-      </w:r>
-    </w:p>
-    <w:p>
-      <w:r>
-        <w:t xml:space="preserve">Observera att medlemsländerna är skyldiga att agera i enlighet med EU:s fågeldirektiv där det uttryckligen står att direktivet gäller för fåglar samt för deras ägg, bon och </w:t>
-      </w:r>
-      <w:r>
-        <w:rPr>
-          <w:b/>
-        </w:rPr>
-        <w:t xml:space="preserve">livsmiljöer </w:t>
-      </w:r>
-      <w:r>
-        <w:t>(artikel 1). Vidare att de åtgärder som vidtas inte får leda till en försämring av den nuvarande situationen beträffande bevarandet av de fågelarter som avses i artikel 1 (artikel 13). Fågeldirektivet är styrande för tillsynsansvariga myndigheters ärendehantering, ställningstaganden och beslutsfattande.</w:t>
+        <w:t>Nedan följer beskrivningar av de naturvårdsarter och fridlysta arter som har sina livsmiljöer och växtplatser i den avverkningsanmälda skogen. Se även ytterligare artfakta i BILAGA 1. De påträffade naturvårdsarterna är ett tydligt kvitto på att det rör sig om en skog med höga naturvärden.</w:t>
       </w:r>
     </w:p>
     <w:p>
@@ -324,19 +294,6 @@
       </w:r>
       <w:r>
         <w:t>. Den behöver grova träd, främst tall, asp och bok som boträd. Skogsbruk med korta omloppstider och täta, homogena ungskogar utgör det största hotet. Spillkråka är en nyckelart i skogliga miljöer vars övergivna bohål utnyttjas av flera andra hålhäckande fågelarter och fladdermöss, däribland pärluggla (EN, §4), knipa (§4), salskrake (§4) och skogsduva (§4). Hökuggla (VU, §4) och slaguggla (§4) häckar ofta i högstubbar som brutits av i höjd med ett gammalt spillkråkebo (SLU Artdatabanken, 2026; Skogsstyrelsen, 2016).</w:t>
-      </w:r>
-    </w:p>
-    <w:p>
-      <w:r>
-        <w:t>I BILAGA 1 finns mer detaljerad information om ekologi samt krav på livsmiljö hos fridlysta arter.</w:t>
-      </w:r>
-    </w:p>
-    <w:p>
-      <w:pPr>
-        <w:pStyle w:val="Heading2"/>
-      </w:pPr>
-      <w:r>
-        <w:t>Övriga naturvårdsarter</w:t>
       </w:r>
     </w:p>
     <w:p>
@@ -918,7 +875,7 @@
     <w:r>
       <w:tab/>
       <w:tab/>
-      <w:t>2026-06-20</w:t>
+      <w:t>2026-06-21</w:t>
       <w:br/>
       <w:br/>
     </w:r>

--- a/klagomål/A 2931-2026 FSC-klagomål.docx
+++ b/klagomål/A 2931-2026 FSC-klagomål.docx
@@ -875,7 +875,7 @@
     <w:r>
       <w:tab/>
       <w:tab/>
-      <w:t>2026-06-21</w:t>
+      <w:t>2026-06-22</w:t>
       <w:br/>
       <w:br/>
     </w:r>

--- a/klagomål/A 2931-2026 FSC-klagomål.docx
+++ b/klagomål/A 2931-2026 FSC-klagomål.docx
@@ -875,7 +875,7 @@
     <w:r>
       <w:tab/>
       <w:tab/>
-      <w:t>2026-06-22</w:t>
+      <w:t>2026-06-23</w:t>
       <w:br/>
       <w:br/>
     </w:r>

--- a/klagomål/A 2931-2026 FSC-klagomål.docx
+++ b/klagomål/A 2931-2026 FSC-klagomål.docx
@@ -875,7 +875,7 @@
     <w:r>
       <w:tab/>
       <w:tab/>
-      <w:t>2026-06-23</w:t>
+      <w:t>2026-06-24</w:t>
       <w:br/>
       <w:br/>
     </w:r>

--- a/klagomål/A 2931-2026 FSC-klagomål.docx
+++ b/klagomål/A 2931-2026 FSC-klagomål.docx
@@ -875,7 +875,7 @@
     <w:r>
       <w:tab/>
       <w:tab/>
-      <w:t>2026-06-24</w:t>
+      <w:t>2026-06-25</w:t>
       <w:br/>
       <w:br/>
     </w:r>

--- a/klagomål/A 2931-2026 FSC-klagomål.docx
+++ b/klagomål/A 2931-2026 FSC-klagomål.docx
@@ -875,7 +875,7 @@
     <w:r>
       <w:tab/>
       <w:tab/>
-      <w:t>2026-06-25</w:t>
+      <w:t>2026-06-26</w:t>
       <w:br/>
       <w:br/>
     </w:r>

--- a/klagomål/A 2931-2026 FSC-klagomål.docx
+++ b/klagomål/A 2931-2026 FSC-klagomål.docx
@@ -875,7 +875,7 @@
     <w:r>
       <w:tab/>
       <w:tab/>
-      <w:t>2026-06-26</w:t>
+      <w:t>2026-06-27</w:t>
       <w:br/>
       <w:br/>
     </w:r>

--- a/klagomål/A 2931-2026 FSC-klagomål.docx
+++ b/klagomål/A 2931-2026 FSC-klagomål.docx
@@ -875,7 +875,7 @@
     <w:r>
       <w:tab/>
       <w:tab/>
-      <w:t>2026-06-27</w:t>
+      <w:t>2026-06-28</w:t>
       <w:br/>
       <w:br/>
     </w:r>

--- a/klagomål/A 2931-2026 FSC-klagomål.docx
+++ b/klagomål/A 2931-2026 FSC-klagomål.docx
@@ -875,7 +875,7 @@
     <w:r>
       <w:tab/>
       <w:tab/>
-      <w:t>2026-06-28</w:t>
+      <w:t>2026-06-29</w:t>
       <w:br/>
       <w:br/>
     </w:r>

--- a/klagomål/A 2931-2026 FSC-klagomål.docx
+++ b/klagomål/A 2931-2026 FSC-klagomål.docx
@@ -875,7 +875,7 @@
     <w:r>
       <w:tab/>
       <w:tab/>
-      <w:t>2026-06-29</w:t>
+      <w:t>2026-06-30</w:t>
       <w:br/>
       <w:br/>
     </w:r>

--- a/klagomål/A 2931-2026 FSC-klagomål.docx
+++ b/klagomål/A 2931-2026 FSC-klagomål.docx
@@ -875,7 +875,7 @@
     <w:r>
       <w:tab/>
       <w:tab/>
-      <w:t>2026-06-30</w:t>
+      <w:t>2026-07-01</w:t>
       <w:br/>
       <w:br/>
     </w:r>

--- a/klagomål/A 2931-2026 FSC-klagomål.docx
+++ b/klagomål/A 2931-2026 FSC-klagomål.docx
@@ -875,7 +875,7 @@
     <w:r>
       <w:tab/>
       <w:tab/>
-      <w:t>2026-07-01</w:t>
+      <w:t>2026-07-02</w:t>
       <w:br/>
       <w:br/>
     </w:r>

--- a/klagomål/A 2931-2026 FSC-klagomål.docx
+++ b/klagomål/A 2931-2026 FSC-klagomål.docx
@@ -875,7 +875,7 @@
     <w:r>
       <w:tab/>
       <w:tab/>
-      <w:t>2026-07-13</w:t>
+      <w:t>2026-07-14</w:t>
       <w:br/>
       <w:br/>
     </w:r>

--- a/klagomål/A 2931-2026 FSC-klagomål.docx
+++ b/klagomål/A 2931-2026 FSC-klagomål.docx
@@ -875,7 +875,7 @@
     <w:r>
       <w:tab/>
       <w:tab/>
-      <w:t>2026-07-14</w:t>
+      <w:t>2026-07-15</w:t>
       <w:br/>
       <w:br/>
     </w:r>

--- a/klagomål/A 2931-2026 FSC-klagomål.docx
+++ b/klagomål/A 2931-2026 FSC-klagomål.docx
@@ -875,7 +875,7 @@
     <w:r>
       <w:tab/>
       <w:tab/>
-      <w:t>2026-07-15</w:t>
+      <w:t>2026-07-16</w:t>
       <w:br/>
       <w:br/>
     </w:r>

--- a/klagomål/A 2931-2026 FSC-klagomål.docx
+++ b/klagomål/A 2931-2026 FSC-klagomål.docx
@@ -875,7 +875,7 @@
     <w:r>
       <w:tab/>
       <w:tab/>
-      <w:t>2026-07-16</w:t>
+      <w:t>2026-07-17</w:t>
       <w:br/>
       <w:br/>
     </w:r>

--- a/klagomål/A 2931-2026 FSC-klagomål.docx
+++ b/klagomål/A 2931-2026 FSC-klagomål.docx
@@ -875,7 +875,7 @@
     <w:r>
       <w:tab/>
       <w:tab/>
-      <w:t>2026-07-17</w:t>
+      <w:t>2026-07-18</w:t>
       <w:br/>
       <w:br/>
     </w:r>

--- a/klagomål/A 2931-2026 FSC-klagomål.docx
+++ b/klagomål/A 2931-2026 FSC-klagomål.docx
@@ -875,7 +875,7 @@
     <w:r>
       <w:tab/>
       <w:tab/>
-      <w:t>2026-07-18</w:t>
+      <w:t>2026-07-19</w:t>
       <w:br/>
       <w:br/>
     </w:r>

--- a/klagomål/A 2931-2026 FSC-klagomål.docx
+++ b/klagomål/A 2931-2026 FSC-klagomål.docx
@@ -875,7 +875,7 @@
     <w:r>
       <w:tab/>
       <w:tab/>
-      <w:t>2026-07-19</w:t>
+      <w:t>2026-07-20</w:t>
       <w:br/>
       <w:br/>
     </w:r>

--- a/klagomål/A 2931-2026 FSC-klagomål.docx
+++ b/klagomål/A 2931-2026 FSC-klagomål.docx
@@ -875,7 +875,7 @@
     <w:r>
       <w:tab/>
       <w:tab/>
-      <w:t>2026-07-20</w:t>
+      <w:t>2026-07-21</w:t>
       <w:br/>
       <w:br/>
     </w:r>

--- a/klagomål/A 2931-2026 FSC-klagomål.docx
+++ b/klagomål/A 2931-2026 FSC-klagomål.docx
@@ -875,7 +875,7 @@
     <w:r>
       <w:tab/>
       <w:tab/>
-      <w:t>2026-07-21</w:t>
+      <w:t>2026-07-22</w:t>
       <w:br/>
       <w:br/>
     </w:r>

--- a/klagomål/A 2931-2026 FSC-klagomål.docx
+++ b/klagomål/A 2931-2026 FSC-klagomål.docx
@@ -875,7 +875,7 @@
     <w:r>
       <w:tab/>
       <w:tab/>
-      <w:t>2026-07-22</w:t>
+      <w:t>2026-07-23</w:t>
       <w:br/>
       <w:br/>
     </w:r>

--- a/klagomål/A 2931-2026 FSC-klagomål.docx
+++ b/klagomål/A 2931-2026 FSC-klagomål.docx
@@ -875,7 +875,7 @@
     <w:r>
       <w:tab/>
       <w:tab/>
-      <w:t>2026-07-23</w:t>
+      <w:t>2026-07-24</w:t>
       <w:br/>
       <w:br/>
     </w:r>

--- a/klagomål/A 2931-2026 FSC-klagomål.docx
+++ b/klagomål/A 2931-2026 FSC-klagomål.docx
@@ -875,7 +875,7 @@
     <w:r>
       <w:tab/>
       <w:tab/>
-      <w:t>2026-07-24</w:t>
+      <w:t>2026-07-25</w:t>
       <w:br/>
       <w:br/>
     </w:r>

--- a/klagomål/A 2931-2026 FSC-klagomål.docx
+++ b/klagomål/A 2931-2026 FSC-klagomål.docx
@@ -875,7 +875,7 @@
     <w:r>
       <w:tab/>
       <w:tab/>
-      <w:t>2026-07-25</w:t>
+      <w:t>2026-07-26</w:t>
       <w:br/>
       <w:br/>
     </w:r>

--- a/klagomål/A 2931-2026 FSC-klagomål.docx
+++ b/klagomål/A 2931-2026 FSC-klagomål.docx
@@ -875,7 +875,7 @@
     <w:r>
       <w:tab/>
       <w:tab/>
-      <w:t>2026-07-26</w:t>
+      <w:t>2026-07-27</w:t>
       <w:br/>
       <w:br/>
     </w:r>

--- a/klagomål/A 2931-2026 FSC-klagomål.docx
+++ b/klagomål/A 2931-2026 FSC-klagomål.docx
@@ -875,7 +875,7 @@
     <w:r>
       <w:tab/>
       <w:tab/>
-      <w:t>2026-07-27</w:t>
+      <w:t>2026-07-28</w:t>
       <w:br/>
       <w:br/>
     </w:r>

--- a/klagomål/A 2931-2026 FSC-klagomål.docx
+++ b/klagomål/A 2931-2026 FSC-klagomål.docx
@@ -875,7 +875,7 @@
     <w:r>
       <w:tab/>
       <w:tab/>
-      <w:t>2026-07-28</w:t>
+      <w:t>2026-07-29</w:t>
       <w:br/>
       <w:br/>
     </w:r>

--- a/klagomål/A 2931-2026 FSC-klagomål.docx
+++ b/klagomål/A 2931-2026 FSC-klagomål.docx
@@ -875,7 +875,7 @@
     <w:r>
       <w:tab/>
       <w:tab/>
-      <w:t>2026-07-29</w:t>
+      <w:t>2026-07-30</w:t>
       <w:br/>
       <w:br/>
     </w:r>

--- a/klagomål/A 2931-2026 FSC-klagomål.docx
+++ b/klagomål/A 2931-2026 FSC-klagomål.docx
@@ -875,7 +875,7 @@
     <w:r>
       <w:tab/>
       <w:tab/>
-      <w:t>2026-07-30</w:t>
+      <w:t>2026-07-31</w:t>
       <w:br/>
       <w:br/>
     </w:r>

--- a/klagomål/A 2931-2026 FSC-klagomål.docx
+++ b/klagomål/A 2931-2026 FSC-klagomål.docx
@@ -875,7 +875,7 @@
     <w:r>
       <w:tab/>
       <w:tab/>
-      <w:t>2026-07-31</w:t>
+      <w:t>2026-08-01</w:t>
       <w:br/>
       <w:br/>
     </w:r>

--- a/klagomål/A 2931-2026 FSC-klagomål.docx
+++ b/klagomål/A 2931-2026 FSC-klagomål.docx
@@ -875,7 +875,7 @@
     <w:r>
       <w:tab/>
       <w:tab/>
-      <w:t>2026-08-01</w:t>
+      <w:t>2026-08-02</w:t>
       <w:br/>
       <w:br/>
     </w:r>

--- a/klagomål/A 2931-2026 FSC-klagomål.docx
+++ b/klagomål/A 2931-2026 FSC-klagomål.docx
@@ -875,7 +875,7 @@
     <w:r>
       <w:tab/>
       <w:tab/>
-      <w:t>2026-08-02</w:t>
+      <w:t>2026-08-03</w:t>
       <w:br/>
       <w:br/>
     </w:r>

--- a/klagomål/A 2931-2026 FSC-klagomål.docx
+++ b/klagomål/A 2931-2026 FSC-klagomål.docx
@@ -875,7 +875,7 @@
     <w:r>
       <w:tab/>
       <w:tab/>
-      <w:t>2026-08-03</w:t>
+      <w:t>2026-08-05</w:t>
       <w:br/>
       <w:br/>
     </w:r>

--- a/klagomål/A 2931-2026 FSC-klagomål.docx
+++ b/klagomål/A 2931-2026 FSC-klagomål.docx
@@ -875,7 +875,7 @@
     <w:r>
       <w:tab/>
       <w:tab/>
-      <w:t>2026-08-05</w:t>
+      <w:t>2026-08-07</w:t>
       <w:br/>
       <w:br/>
     </w:r>

--- a/klagomål/A 2931-2026 FSC-klagomål.docx
+++ b/klagomål/A 2931-2026 FSC-klagomål.docx
@@ -875,7 +875,7 @@
     <w:r>
       <w:tab/>
       <w:tab/>
-      <w:t>2026-08-07</w:t>
+      <w:t>2026-08-08</w:t>
       <w:br/>
       <w:br/>
     </w:r>

--- a/klagomål/A 2931-2026 FSC-klagomål.docx
+++ b/klagomål/A 2931-2026 FSC-klagomål.docx
@@ -216,7 +216,7 @@
         <w:spacing w:after="240"/>
       </w:pPr>
       <w:r>
-        <w:t>Figur 1. Fyndplatser för naturvårdsarter i avverkningsanmälan. Markörer utan svart kant är placerade på fyndplatsen. Markörer med svart kant är placerade vid sidan av fyndplatsen har ett svart streck som visar fyndplatsens exakta position. Kartans mittpunktskoordinat är N 6248000, E 372789 i SWEREF 99 TM.</w:t>
+        <w:t>Figur 1. Fyndplatser för naturvårdsarter i avverkningsanmälan. Markörer utan svart kant är placerade på fyndplatsen. Markörer med svart kant är placerade vid sidan av fyndplatsen och har ett svart streck som visar fyndplatsens exakta position. Kartans mittpunktskoordinat är N 6248000, E 372789 i SWEREF 99 TM.</w:t>
       </w:r>
     </w:p>
     <w:p>
@@ -875,7 +875,7 @@
     <w:r>
       <w:tab/>
       <w:tab/>
-      <w:t>2026-08-14</w:t>
+      <w:t>2026-08-15</w:t>
       <w:br/>
       <w:br/>
     </w:r>

--- a/klagomål/A 2931-2026 FSC-klagomål.docx
+++ b/klagomål/A 2931-2026 FSC-klagomål.docx
@@ -875,7 +875,7 @@
     <w:r>
       <w:tab/>
       <w:tab/>
-      <w:t>2026-08-15</w:t>
+      <w:t>2026-08-16</w:t>
       <w:br/>
       <w:br/>
     </w:r>

--- a/klagomål/A 2931-2026 FSC-klagomål.docx
+++ b/klagomål/A 2931-2026 FSC-klagomål.docx
@@ -875,7 +875,7 @@
     <w:r>
       <w:tab/>
       <w:tab/>
-      <w:t>2026-08-16</w:t>
+      <w:t>2026-08-17</w:t>
       <w:br/>
       <w:br/>
     </w:r>

--- a/klagomål/A 2931-2026 FSC-klagomål.docx
+++ b/klagomål/A 2931-2026 FSC-klagomål.docx
@@ -875,7 +875,7 @@
     <w:r>
       <w:tab/>
       <w:tab/>
-      <w:t>2026-08-17</w:t>
+      <w:t>2026-08-18</w:t>
       <w:br/>
       <w:br/>
     </w:r>

--- a/klagomål/A 2931-2026 FSC-klagomål.docx
+++ b/klagomål/A 2931-2026 FSC-klagomål.docx
@@ -875,7 +875,7 @@
     <w:r>
       <w:tab/>
       <w:tab/>
-      <w:t>2026-08-18</w:t>
+      <w:t>2026-08-19</w:t>
       <w:br/>
       <w:br/>
     </w:r>

--- a/klagomål/A 2931-2026 FSC-klagomål.docx
+++ b/klagomål/A 2931-2026 FSC-klagomål.docx
@@ -875,7 +875,7 @@
     <w:r>
       <w:tab/>
       <w:tab/>
-      <w:t>2026-08-19</w:t>
+      <w:t>2026-08-20</w:t>
       <w:br/>
       <w:br/>
     </w:r>

--- a/klagomål/A 2931-2026 FSC-klagomål.docx
+++ b/klagomål/A 2931-2026 FSC-klagomål.docx
@@ -875,7 +875,7 @@
     <w:r>
       <w:tab/>
       <w:tab/>
-      <w:t>2026-08-20</w:t>
+      <w:t>2026-08-21</w:t>
       <w:br/>
       <w:br/>
     </w:r>

--- a/klagomål/A 2931-2026 FSC-klagomål.docx
+++ b/klagomål/A 2931-2026 FSC-klagomål.docx
@@ -875,7 +875,7 @@
     <w:r>
       <w:tab/>
       <w:tab/>
-      <w:t>2026-08-21</w:t>
+      <w:t>2026-08-22</w:t>
       <w:br/>
       <w:br/>
     </w:r>

--- a/klagomål/A 2931-2026 FSC-klagomål.docx
+++ b/klagomål/A 2931-2026 FSC-klagomål.docx
@@ -875,7 +875,7 @@
     <w:r>
       <w:tab/>
       <w:tab/>
-      <w:t>2026-08-22</w:t>
+      <w:t>2026-08-23</w:t>
       <w:br/>
       <w:br/>
     </w:r>

--- a/klagomål/A 2931-2026 FSC-klagomål.docx
+++ b/klagomål/A 2931-2026 FSC-klagomål.docx
@@ -875,7 +875,7 @@
     <w:r>
       <w:tab/>
       <w:tab/>
-      <w:t>2026-08-23</w:t>
+      <w:t>2026-08-24</w:t>
       <w:br/>
       <w:br/>
     </w:r>

--- a/klagomål/A 2931-2026 FSC-klagomål.docx
+++ b/klagomål/A 2931-2026 FSC-klagomål.docx
@@ -875,7 +875,7 @@
     <w:r>
       <w:tab/>
       <w:tab/>
-      <w:t>2026-08-24</w:t>
+      <w:t>2026-08-25</w:t>
       <w:br/>
       <w:br/>
     </w:r>

--- a/klagomål/A 2931-2026 FSC-klagomål.docx
+++ b/klagomål/A 2931-2026 FSC-klagomål.docx
@@ -875,7 +875,7 @@
     <w:r>
       <w:tab/>
       <w:tab/>
-      <w:t>2026-08-25</w:t>
+      <w:t>2026-08-26</w:t>
       <w:br/>
       <w:br/>
     </w:r>

--- a/klagomål/A 2931-2026 FSC-klagomål.docx
+++ b/klagomål/A 2931-2026 FSC-klagomål.docx
@@ -875,7 +875,7 @@
     <w:r>
       <w:tab/>
       <w:tab/>
-      <w:t>2026-08-26</w:t>
+      <w:t>2026-08-27</w:t>
       <w:br/>
       <w:br/>
     </w:r>

--- a/klagomål/A 2931-2026 FSC-klagomål.docx
+++ b/klagomål/A 2931-2026 FSC-klagomål.docx
@@ -875,7 +875,7 @@
     <w:r>
       <w:tab/>
       <w:tab/>
-      <w:t>2026-08-27</w:t>
+      <w:t>2026-08-28</w:t>
       <w:br/>
       <w:br/>
     </w:r>

--- a/klagomål/A 2931-2026 FSC-klagomål.docx
+++ b/klagomål/A 2931-2026 FSC-klagomål.docx
@@ -875,7 +875,7 @@
     <w:r>
       <w:tab/>
       <w:tab/>
-      <w:t>2026-08-28</w:t>
+      <w:t>2026-08-29</w:t>
       <w:br/>
       <w:br/>
     </w:r>

--- a/klagomål/A 2931-2026 FSC-klagomål.docx
+++ b/klagomål/A 2931-2026 FSC-klagomål.docx
@@ -875,7 +875,7 @@
     <w:r>
       <w:tab/>
       <w:tab/>
-      <w:t>2026-08-29</w:t>
+      <w:t>2026-08-31</w:t>
       <w:br/>
       <w:br/>
     </w:r>

--- a/klagomål/A 2931-2026 FSC-klagomål.docx
+++ b/klagomål/A 2931-2026 FSC-klagomål.docx
@@ -875,7 +875,7 @@
     <w:r>
       <w:tab/>
       <w:tab/>
-      <w:t>2026-08-31</w:t>
+      <w:t>2026-09-01</w:t>
       <w:br/>
       <w:br/>
     </w:r>

--- a/klagomål/A 2931-2026 FSC-klagomål.docx
+++ b/klagomål/A 2931-2026 FSC-klagomål.docx
@@ -875,7 +875,7 @@
     <w:r>
       <w:tab/>
       <w:tab/>
-      <w:t>2026-09-01</w:t>
+      <w:t>2026-09-02</w:t>
       <w:br/>
       <w:br/>
     </w:r>

--- a/klagomål/A 2931-2026 FSC-klagomål.docx
+++ b/klagomål/A 2931-2026 FSC-klagomål.docx
@@ -875,7 +875,7 @@
     <w:r>
       <w:tab/>
       <w:tab/>
-      <w:t>2026-09-02</w:t>
+      <w:t>2026-09-03</w:t>
       <w:br/>
       <w:br/>
     </w:r>

--- a/klagomål/A 2931-2026 FSC-klagomål.docx
+++ b/klagomål/A 2931-2026 FSC-klagomål.docx
@@ -875,7 +875,7 @@
     <w:r>
       <w:tab/>
       <w:tab/>
-      <w:t>2026-09-03</w:t>
+      <w:t>2026-09-04</w:t>
       <w:br/>
       <w:br/>
     </w:r>

--- a/klagomål/A 2931-2026 FSC-klagomål.docx
+++ b/klagomål/A 2931-2026 FSC-klagomål.docx
@@ -875,7 +875,7 @@
     <w:r>
       <w:tab/>
       <w:tab/>
-      <w:t>2026-09-04</w:t>
+      <w:t>2026-09-05</w:t>
       <w:br/>
       <w:br/>
     </w:r>

--- a/klagomål/A 2931-2026 FSC-klagomål.docx
+++ b/klagomål/A 2931-2026 FSC-klagomål.docx
@@ -875,7 +875,7 @@
     <w:r>
       <w:tab/>
       <w:tab/>
-      <w:t>2026-09-05</w:t>
+      <w:t>2026-09-06</w:t>
       <w:br/>
       <w:br/>
     </w:r>

--- a/klagomål/A 2931-2026 FSC-klagomål.docx
+++ b/klagomål/A 2931-2026 FSC-klagomål.docx
@@ -875,7 +875,7 @@
     <w:r>
       <w:tab/>
       <w:tab/>
-      <w:t>2026-09-06</w:t>
+      <w:t>2026-09-07</w:t>
       <w:br/>
       <w:br/>
     </w:r>

--- a/klagomål/A 2931-2026 FSC-klagomål.docx
+++ b/klagomål/A 2931-2026 FSC-klagomål.docx
@@ -875,7 +875,7 @@
     <w:r>
       <w:tab/>
       <w:tab/>
-      <w:t>2026-09-07</w:t>
+      <w:t>2026-09-08</w:t>
       <w:br/>
       <w:br/>
     </w:r>

--- a/klagomål/A 2931-2026 FSC-klagomål.docx
+++ b/klagomål/A 2931-2026 FSC-klagomål.docx
@@ -875,7 +875,7 @@
     <w:r>
       <w:tab/>
       <w:tab/>
-      <w:t>2026-09-08</w:t>
+      <w:t>2026-09-09</w:t>
       <w:br/>
       <w:br/>
     </w:r>

--- a/klagomål/A 2931-2026 FSC-klagomål.docx
+++ b/klagomål/A 2931-2026 FSC-klagomål.docx
@@ -875,7 +875,7 @@
     <w:r>
       <w:tab/>
       <w:tab/>
-      <w:t>2026-09-09</w:t>
+      <w:t>2026-09-10</w:t>
       <w:br/>
       <w:br/>
     </w:r>

--- a/klagomål/A 2931-2026 FSC-klagomål.docx
+++ b/klagomål/A 2931-2026 FSC-klagomål.docx
@@ -875,7 +875,7 @@
     <w:r>
       <w:tab/>
       <w:tab/>
-      <w:t>2026-09-10</w:t>
+      <w:t>2026-09-11</w:t>
       <w:br/>
       <w:br/>
     </w:r>

--- a/klagomål/A 2931-2026 FSC-klagomål.docx
+++ b/klagomål/A 2931-2026 FSC-klagomål.docx
@@ -875,7 +875,7 @@
     <w:r>
       <w:tab/>
       <w:tab/>
-      <w:t>2026-09-11</w:t>
+      <w:t>2026-09-12</w:t>
       <w:br/>
       <w:br/>
     </w:r>
